--- a/ПиРМП/прак 8/ПиРМП_Кузнецов_ЛА_Практическая8.docx
+++ b/ПиРМП/прак 8/ПиРМП_Кузнецов_ЛА_Практическая8.docx
@@ -70,7 +70,7 @@
                           </pic:cNvPicPr>
                         </pic:nvPicPr>
                         <pic:blipFill>
-                          <a:blip r:embed="rId5"/>
+                          <a:blip r:embed="rId7"/>
                           <a:stretch>
                             <a:fillRect/>
                           </a:stretch>
@@ -898,6 +898,8 @@
           <w:rStyle w:val="translation-chunk"/>
         </w:rPr>
       </w:pPr>
+      <w:bookmarkStart w:id="1" w:name="_GoBack"/>
+      <w:bookmarkEnd w:id="1"/>
       <w:r>
         <w:rPr>
           <w:rStyle w:val="translation-chunk"/>
@@ -918,7 +920,6 @@
         <w:rPr>
           <w:rStyle w:val="a5"/>
           <w:color w:val="000000" w:themeColor="text1"/>
-          <w:u w:val="single"/>
         </w:rPr>
       </w:sdtEndPr>
       <w:sdtContent>
@@ -927,10 +928,11 @@
             <w:tabs>
               <w:tab w:val="right" w:leader="dot" w:pos="9072"/>
             </w:tabs>
-            <w:ind w:hanging="142"/>
+            <w:ind w:firstLine="0"/>
             <w:rPr>
               <w:rStyle w:val="a5"/>
               <w:color w:val="000000" w:themeColor="text1"/>
+              <w:u w:val="none"/>
             </w:rPr>
           </w:pPr>
           <w:r>
@@ -949,52 +951,6 @@
             <w:rPr>
               <w:color w:val="000000" w:themeColor="text1"/>
             </w:rPr>
-            <w:fldChar w:fldCharType="separate"/>
-          </w:r>
-          <w:r>
-            <w:rPr>
-              <w:rStyle w:val="a5"/>
-              <w:color w:val="000000" w:themeColor="text1"/>
-            </w:rPr>
-            <w:t>1 ТЕОРИТИЧЕСКАЯ ЧАСТЬ</w:t>
-          </w:r>
-          <w:r>
-            <w:rPr>
-              <w:rStyle w:val="a5"/>
-              <w:color w:val="000000" w:themeColor="text1"/>
-            </w:rPr>
-            <w:tab/>
-            <w:t>3</w:t>
-          </w:r>
-        </w:p>
-        <w:p>
-          <w:pPr>
-            <w:tabs>
-              <w:tab w:val="right" w:leader="dot" w:pos="9072"/>
-            </w:tabs>
-            <w:ind w:hanging="142"/>
-            <w:rPr>
-              <w:rStyle w:val="a5"/>
-              <w:color w:val="000000" w:themeColor="text1"/>
-            </w:rPr>
-          </w:pPr>
-          <w:r>
-            <w:rPr>
-              <w:color w:val="000000" w:themeColor="text1"/>
-            </w:rPr>
-            <w:fldChar w:fldCharType="end"/>
-          </w:r>
-          <w:r>
-            <w:rPr>
-              <w:color w:val="000000" w:themeColor="text1"/>
-            </w:rPr>
-            <w:fldChar w:fldCharType="begin"/>
-          </w:r>
-          <w:r>
-            <w:rPr>
-              <w:color w:val="000000" w:themeColor="text1"/>
-            </w:rPr>
-            <w:instrText>HYPERLINK  \l "_Сервисы"</w:instrText>
           </w:r>
           <w:r>
             <w:rPr>
@@ -1006,26 +962,17 @@
             <w:rPr>
               <w:rStyle w:val="a5"/>
               <w:color w:val="000000" w:themeColor="text1"/>
+              <w:u w:val="none"/>
             </w:rPr>
-            <w:t xml:space="preserve">1.1 </w:t>
-          </w:r>
-          <w:r>
-            <w:rPr>
-              <w:color w:val="000000" w:themeColor="text1"/>
-            </w:rPr>
-            <w:t>Сервисы</w:t>
-          </w:r>
-          <w:r>
-            <w:rPr>
-              <w:color w:val="000000" w:themeColor="text1"/>
-            </w:rPr>
-            <w:tab/>
+            <w:t>1 ТЕОРИТИЧЕСКАЯ ЧАСТЬ</w:t>
           </w:r>
           <w:r>
             <w:rPr>
               <w:rStyle w:val="a5"/>
               <w:color w:val="000000" w:themeColor="text1"/>
+              <w:u w:val="none"/>
             </w:rPr>
+            <w:tab/>
             <w:t>3</w:t>
           </w:r>
         </w:p>
@@ -1034,9 +981,10 @@
             <w:tabs>
               <w:tab w:val="right" w:leader="dot" w:pos="9072"/>
             </w:tabs>
-            <w:ind w:hanging="142"/>
+            <w:ind w:firstLine="0"/>
             <w:rPr>
               <w:color w:val="000000" w:themeColor="text1"/>
+              <w:lang w:val="en-US"/>
             </w:rPr>
           </w:pPr>
           <w:r>
@@ -1045,21 +993,70 @@
             </w:rPr>
             <w:fldChar w:fldCharType="end"/>
           </w:r>
-          <w:hyperlink w:anchor="_1.2_Диалоговые_окна" w:history="1">
+          <w:hyperlink w:anchor="_Класс_Thread._Интерфейс" w:history="1">
+            <w:proofErr w:type="gramStart"/>
             <w:r>
               <w:rPr>
                 <w:rStyle w:val="a5"/>
                 <w:color w:val="000000" w:themeColor="text1"/>
-              </w:rPr>
-              <w:t>1.2 Диалоговые окна</w:t>
+                <w:u w:val="none"/>
+                <w:lang w:val="en-US"/>
+              </w:rPr>
+              <w:t>1.1</w:t>
+            </w:r>
+            <w:proofErr w:type="gramEnd"/>
+            <w:r>
+              <w:rPr>
+                <w:rStyle w:val="a5"/>
+                <w:color w:val="000000" w:themeColor="text1"/>
+                <w:u w:val="none"/>
+                <w:lang w:val="en-US"/>
+              </w:rPr>
+              <w:t xml:space="preserve"> </w:t>
             </w:r>
             <w:r>
               <w:rPr>
                 <w:rStyle w:val="a5"/>
                 <w:color w:val="000000" w:themeColor="text1"/>
+                <w:u w:val="none"/>
+              </w:rPr>
+              <w:t>Класс</w:t>
+            </w:r>
+            <w:r>
+              <w:rPr>
+                <w:rStyle w:val="a5"/>
+                <w:color w:val="000000" w:themeColor="text1"/>
+                <w:u w:val="none"/>
+                <w:lang w:val="en-US"/>
+              </w:rPr>
+              <w:t xml:space="preserve"> Thread. </w:t>
+            </w:r>
+            <w:r>
+              <w:rPr>
+                <w:rStyle w:val="a5"/>
+                <w:color w:val="000000" w:themeColor="text1"/>
+                <w:u w:val="none"/>
+              </w:rPr>
+              <w:t>Интерфейс</w:t>
+            </w:r>
+            <w:r>
+              <w:rPr>
+                <w:rStyle w:val="a5"/>
+                <w:color w:val="000000" w:themeColor="text1"/>
+                <w:u w:val="none"/>
+                <w:lang w:val="en-US"/>
+              </w:rPr>
+              <w:t xml:space="preserve"> Runnable</w:t>
+            </w:r>
+            <w:r>
+              <w:rPr>
+                <w:rStyle w:val="a5"/>
+                <w:color w:val="000000" w:themeColor="text1"/>
+                <w:u w:val="none"/>
+                <w:lang w:val="en-US"/>
               </w:rPr>
               <w:tab/>
-              <w:t>8</w:t>
+              <w:t>3</w:t>
             </w:r>
           </w:hyperlink>
         </w:p>
@@ -1068,300 +1065,237 @@
             <w:tabs>
               <w:tab w:val="right" w:leader="dot" w:pos="9072"/>
             </w:tabs>
-            <w:ind w:hanging="142"/>
+            <w:ind w:firstLine="0"/>
             <w:rPr>
-              <w:rStyle w:val="a5"/>
               <w:color w:val="000000" w:themeColor="text1"/>
+              <w:lang w:val="en-US"/>
             </w:rPr>
           </w:pPr>
-          <w:r>
-            <w:rPr>
-              <w:color w:val="000000" w:themeColor="text1"/>
-            </w:rPr>
-            <w:fldChar w:fldCharType="begin"/>
-          </w:r>
-          <w:r>
-            <w:rPr>
-              <w:color w:val="000000" w:themeColor="text1"/>
-            </w:rPr>
-            <w:instrText>HYPERLINK  \l "_2.2.5_Итоговый_вид"</w:instrText>
-          </w:r>
-          <w:r>
-            <w:rPr>
-              <w:color w:val="000000" w:themeColor="text1"/>
-            </w:rPr>
-            <w:fldChar w:fldCharType="separate"/>
-          </w:r>
-          <w:r>
-            <w:rPr>
-              <w:rStyle w:val="a5"/>
-              <w:color w:val="000000" w:themeColor="text1"/>
-            </w:rPr>
-            <w:t>2 ПРАКТИЧЕСКАЯ ЧАСТЬ</w:t>
-          </w:r>
-          <w:r>
-            <w:rPr>
-              <w:rStyle w:val="a5"/>
-              <w:color w:val="000000" w:themeColor="text1"/>
-            </w:rPr>
-            <w:tab/>
-            <w:t>17</w:t>
-          </w:r>
+          <w:hyperlink w:anchor="_Класс_Handler" w:history="1">
+            <w:r>
+              <w:rPr>
+                <w:rStyle w:val="a5"/>
+                <w:color w:val="000000" w:themeColor="text1"/>
+                <w:u w:val="none"/>
+                <w:lang w:val="en-US"/>
+              </w:rPr>
+              <w:t xml:space="preserve">1.2 </w:t>
+            </w:r>
+            <w:r>
+              <w:rPr>
+                <w:rStyle w:val="a5"/>
+                <w:color w:val="000000" w:themeColor="text1"/>
+                <w:u w:val="none"/>
+              </w:rPr>
+              <w:t>Класс</w:t>
+            </w:r>
+            <w:r>
+              <w:rPr>
+                <w:rStyle w:val="a5"/>
+                <w:color w:val="000000" w:themeColor="text1"/>
+                <w:u w:val="none"/>
+                <w:lang w:val="en-US"/>
+              </w:rPr>
+              <w:t xml:space="preserve"> Handler</w:t>
+            </w:r>
+            <w:r>
+              <w:rPr>
+                <w:rStyle w:val="a5"/>
+                <w:color w:val="000000" w:themeColor="text1"/>
+                <w:u w:val="none"/>
+                <w:lang w:val="en-US"/>
+              </w:rPr>
+              <w:tab/>
+              <w:t>7</w:t>
+            </w:r>
+          </w:hyperlink>
         </w:p>
         <w:p>
           <w:pPr>
             <w:tabs>
               <w:tab w:val="right" w:leader="dot" w:pos="9072"/>
             </w:tabs>
-            <w:ind w:hanging="142"/>
+            <w:ind w:firstLine="0"/>
             <w:rPr>
               <w:color w:val="000000" w:themeColor="text1"/>
             </w:rPr>
           </w:pPr>
-          <w:r>
-            <w:rPr>
-              <w:color w:val="000000" w:themeColor="text1"/>
-            </w:rPr>
-            <w:t>2.1 Создание и запуск сервиса</w:t>
-          </w:r>
-          <w:r>
-            <w:rPr>
-              <w:color w:val="000000" w:themeColor="text1"/>
-            </w:rPr>
-            <w:tab/>
-            <w:t>17</w:t>
-          </w:r>
+          <w:hyperlink w:anchor="_Класс_WorkManager" w:history="1">
+            <w:r>
+              <w:rPr>
+                <w:rStyle w:val="a5"/>
+                <w:color w:val="000000" w:themeColor="text1"/>
+                <w:u w:val="none"/>
+              </w:rPr>
+              <w:t xml:space="preserve">1.3 </w:t>
+            </w:r>
+            <w:r>
+              <w:rPr>
+                <w:rStyle w:val="a5"/>
+                <w:color w:val="000000" w:themeColor="text1"/>
+                <w:u w:val="none"/>
+              </w:rPr>
+              <w:t xml:space="preserve">Класс </w:t>
+            </w:r>
+            <w:proofErr w:type="spellStart"/>
+            <w:r>
+              <w:rPr>
+                <w:rStyle w:val="a5"/>
+                <w:color w:val="000000" w:themeColor="text1"/>
+                <w:u w:val="none"/>
+              </w:rPr>
+              <w:t>WorkManager</w:t>
+            </w:r>
+            <w:proofErr w:type="spellEnd"/>
+            <w:r>
+              <w:rPr>
+                <w:rStyle w:val="a5"/>
+                <w:color w:val="000000" w:themeColor="text1"/>
+                <w:u w:val="none"/>
+              </w:rPr>
+              <w:tab/>
+              <w:t>9</w:t>
+            </w:r>
+          </w:hyperlink>
         </w:p>
         <w:p>
           <w:pPr>
             <w:tabs>
               <w:tab w:val="right" w:leader="dot" w:pos="9072"/>
             </w:tabs>
-            <w:ind w:hanging="142"/>
+            <w:ind w:firstLine="0"/>
             <w:rPr>
               <w:color w:val="000000" w:themeColor="text1"/>
             </w:rPr>
           </w:pPr>
-          <w:r>
-            <w:rPr>
-              <w:color w:val="000000" w:themeColor="text1"/>
-            </w:rPr>
-            <w:t>2.2 Создание различных диалоговых окон</w:t>
-          </w:r>
-          <w:r>
-            <w:rPr>
-              <w:color w:val="000000" w:themeColor="text1"/>
-            </w:rPr>
-            <w:tab/>
-            <w:t>18</w:t>
-          </w:r>
+          <w:hyperlink w:anchor="_2_практическая_часть" w:history="1">
+            <w:r>
+              <w:rPr>
+                <w:rStyle w:val="a5"/>
+                <w:color w:val="000000" w:themeColor="text1"/>
+                <w:u w:val="none"/>
+              </w:rPr>
+              <w:t>2 ПРАКТИЧЕСКАЯ ЧАСТЬ</w:t>
+            </w:r>
+            <w:r>
+              <w:rPr>
+                <w:rStyle w:val="a5"/>
+                <w:color w:val="000000" w:themeColor="text1"/>
+                <w:u w:val="none"/>
+              </w:rPr>
+              <w:tab/>
+              <w:t>1</w:t>
+            </w:r>
+            <w:r>
+              <w:rPr>
+                <w:rStyle w:val="a5"/>
+                <w:color w:val="000000" w:themeColor="text1"/>
+                <w:u w:val="none"/>
+              </w:rPr>
+              <w:t>6</w:t>
+            </w:r>
+          </w:hyperlink>
         </w:p>
         <w:p>
           <w:pPr>
             <w:tabs>
               <w:tab w:val="right" w:leader="dot" w:pos="9072"/>
             </w:tabs>
-            <w:ind w:hanging="142"/>
+            <w:ind w:firstLine="0"/>
             <w:rPr>
               <w:color w:val="000000" w:themeColor="text1"/>
             </w:rPr>
           </w:pPr>
-          <w:r>
-            <w:rPr>
-              <w:color w:val="000000" w:themeColor="text1"/>
-            </w:rPr>
-            <w:t xml:space="preserve">2.2.1 </w:t>
-          </w:r>
-          <w:proofErr w:type="spellStart"/>
-          <w:r>
-            <w:rPr>
-              <w:color w:val="000000" w:themeColor="text1"/>
-              <w:lang w:val="en-US"/>
-            </w:rPr>
-            <w:t>AlertDialog</w:t>
-          </w:r>
-          <w:proofErr w:type="spellEnd"/>
-          <w:r>
-            <w:rPr>
-              <w:color w:val="000000" w:themeColor="text1"/>
-            </w:rPr>
-            <w:tab/>
-            <w:t>18</w:t>
-          </w:r>
+          <w:hyperlink w:anchor="_2.1_Запуск_трёх" w:history="1">
+            <w:r>
+              <w:rPr>
+                <w:rStyle w:val="a5"/>
+                <w:color w:val="000000" w:themeColor="text1"/>
+                <w:u w:val="none"/>
+              </w:rPr>
+              <w:t>2.1 Запуск трёх задач последовательно</w:t>
+            </w:r>
+            <w:r>
+              <w:rPr>
+                <w:rStyle w:val="a5"/>
+                <w:color w:val="000000" w:themeColor="text1"/>
+                <w:u w:val="none"/>
+              </w:rPr>
+              <w:tab/>
+              <w:t>16</w:t>
+            </w:r>
+          </w:hyperlink>
         </w:p>
         <w:p>
           <w:pPr>
             <w:tabs>
               <w:tab w:val="right" w:leader="dot" w:pos="9072"/>
             </w:tabs>
-            <w:ind w:hanging="142"/>
+            <w:ind w:firstLine="0"/>
             <w:rPr>
               <w:color w:val="000000" w:themeColor="text1"/>
-              <w:lang w:val="en-US"/>
             </w:rPr>
           </w:pPr>
-          <w:r>
-            <w:rPr>
-              <w:color w:val="000000" w:themeColor="text1"/>
-              <w:lang w:val="en-US"/>
-            </w:rPr>
-            <w:t xml:space="preserve">2.2.2 </w:t>
-          </w:r>
-          <w:proofErr w:type="spellStart"/>
-          <w:r>
-            <w:rPr>
-              <w:color w:val="000000" w:themeColor="text1"/>
-              <w:lang w:val="en-US"/>
-            </w:rPr>
-            <w:t>DatePickerDialog</w:t>
-          </w:r>
-          <w:proofErr w:type="spellEnd"/>
-          <w:r>
-            <w:rPr>
-              <w:color w:val="000000" w:themeColor="text1"/>
-              <w:lang w:val="en-US"/>
-            </w:rPr>
-            <w:tab/>
-            <w:t>21</w:t>
-          </w:r>
+          <w:hyperlink w:anchor="_2.2_Запуск_двух" w:history="1">
+            <w:r>
+              <w:rPr>
+                <w:rStyle w:val="a5"/>
+                <w:color w:val="000000" w:themeColor="text1"/>
+                <w:u w:val="none"/>
+              </w:rPr>
+              <w:t>2.2 Запуск двух задач параллельно</w:t>
+            </w:r>
+            <w:r>
+              <w:rPr>
+                <w:rStyle w:val="a5"/>
+                <w:color w:val="000000" w:themeColor="text1"/>
+                <w:u w:val="none"/>
+              </w:rPr>
+              <w:tab/>
+              <w:t>19</w:t>
+            </w:r>
+          </w:hyperlink>
         </w:p>
         <w:p>
           <w:pPr>
             <w:tabs>
               <w:tab w:val="right" w:leader="dot" w:pos="9072"/>
             </w:tabs>
-            <w:ind w:hanging="142"/>
+            <w:ind w:firstLine="0"/>
             <w:rPr>
               <w:color w:val="000000" w:themeColor="text1"/>
-              <w:lang w:val="en-US"/>
             </w:rPr>
           </w:pPr>
-          <w:r>
-            <w:rPr>
-              <w:color w:val="000000" w:themeColor="text1"/>
-              <w:lang w:val="en-US"/>
-            </w:rPr>
-            <w:t xml:space="preserve">2.2.3 </w:t>
-          </w:r>
-          <w:proofErr w:type="spellStart"/>
-          <w:r>
-            <w:rPr>
-              <w:color w:val="000000" w:themeColor="text1"/>
-              <w:lang w:val="en-US"/>
-            </w:rPr>
-            <w:t>TimePickerDialog</w:t>
-          </w:r>
-          <w:proofErr w:type="spellEnd"/>
-          <w:r>
-            <w:rPr>
-              <w:color w:val="000000" w:themeColor="text1"/>
-              <w:lang w:val="en-US"/>
-            </w:rPr>
-            <w:tab/>
-            <w:t>21</w:t>
-          </w:r>
+          <w:hyperlink w:anchor="_2.3_Загрузка_изображения" w:history="1">
+            <w:r>
+              <w:rPr>
+                <w:rStyle w:val="a5"/>
+                <w:color w:val="000000" w:themeColor="text1"/>
+                <w:u w:val="none"/>
+              </w:rPr>
+              <w:t>2.3 Загрузка изображения</w:t>
+            </w:r>
+            <w:r>
+              <w:rPr>
+                <w:rStyle w:val="a5"/>
+                <w:color w:val="000000" w:themeColor="text1"/>
+                <w:u w:val="none"/>
+              </w:rPr>
+              <w:tab/>
+              <w:t>21</w:t>
+            </w:r>
+          </w:hyperlink>
         </w:p>
         <w:p>
           <w:pPr>
             <w:tabs>
               <w:tab w:val="right" w:leader="dot" w:pos="9072"/>
             </w:tabs>
-            <w:ind w:hanging="142"/>
-            <w:rPr>
-              <w:color w:val="000000" w:themeColor="text1"/>
-              <w:lang w:val="en-US"/>
-            </w:rPr>
-          </w:pPr>
-          <w:r>
-            <w:rPr>
-              <w:color w:val="000000" w:themeColor="text1"/>
-              <w:lang w:val="en-US"/>
-            </w:rPr>
-            <w:t>2.2.4 Custom Dialog</w:t>
-          </w:r>
-          <w:r>
-            <w:rPr>
-              <w:color w:val="000000" w:themeColor="text1"/>
-              <w:lang w:val="en-US"/>
-            </w:rPr>
-            <w:tab/>
-            <w:t>22</w:t>
-          </w:r>
-        </w:p>
-        <w:p>
-          <w:pPr>
-            <w:tabs>
-              <w:tab w:val="right" w:leader="dot" w:pos="9072"/>
-            </w:tabs>
-            <w:ind w:hanging="142"/>
-            <w:rPr>
-              <w:color w:val="000000" w:themeColor="text1"/>
-              <w:lang w:val="en-US"/>
-            </w:rPr>
-          </w:pPr>
-          <w:r>
-            <w:rPr>
-              <w:color w:val="000000" w:themeColor="text1"/>
-              <w:lang w:val="en-US"/>
-            </w:rPr>
-            <w:t xml:space="preserve">2.2.5 </w:t>
-          </w:r>
-          <w:r>
-            <w:rPr>
-              <w:color w:val="000000" w:themeColor="text1"/>
-            </w:rPr>
-            <w:t>Итоговый</w:t>
-          </w:r>
-          <w:r>
-            <w:rPr>
-              <w:color w:val="000000" w:themeColor="text1"/>
-              <w:lang w:val="en-US"/>
-            </w:rPr>
-            <w:t xml:space="preserve"> </w:t>
-          </w:r>
-          <w:r>
-            <w:rPr>
-              <w:color w:val="000000" w:themeColor="text1"/>
-            </w:rPr>
-            <w:t>вид</w:t>
-          </w:r>
-          <w:r>
-            <w:rPr>
-              <w:color w:val="000000" w:themeColor="text1"/>
-              <w:lang w:val="en-US"/>
-            </w:rPr>
-            <w:t xml:space="preserve"> </w:t>
-          </w:r>
-          <w:r>
-            <w:rPr>
-              <w:color w:val="000000" w:themeColor="text1"/>
-            </w:rPr>
-            <w:t>приложения</w:t>
-          </w:r>
-          <w:r>
-            <w:rPr>
-              <w:color w:val="000000" w:themeColor="text1"/>
-              <w:lang w:val="en-US"/>
-            </w:rPr>
-            <w:tab/>
-            <w:t>23</w:t>
-          </w:r>
-          <w:r>
-            <w:rPr>
-              <w:color w:val="000000" w:themeColor="text1"/>
-            </w:rPr>
-            <w:fldChar w:fldCharType="end"/>
-          </w:r>
-        </w:p>
-        <w:p>
-          <w:pPr>
-            <w:tabs>
-              <w:tab w:val="right" w:leader="dot" w:pos="9072"/>
-            </w:tabs>
-            <w:ind w:hanging="142"/>
+            <w:ind w:firstLine="0"/>
             <w:rPr>
               <w:rStyle w:val="a5"/>
               <w:color w:val="000000" w:themeColor="text1"/>
+              <w:u w:val="none"/>
             </w:rPr>
           </w:pPr>
           <w:r>
@@ -1380,12 +1314,18 @@
             <w:rPr>
               <w:color w:val="000000" w:themeColor="text1"/>
             </w:rPr>
+          </w:r>
+          <w:r>
+            <w:rPr>
+              <w:color w:val="000000" w:themeColor="text1"/>
+            </w:rPr>
             <w:fldChar w:fldCharType="separate"/>
           </w:r>
           <w:r>
             <w:rPr>
               <w:rStyle w:val="a5"/>
               <w:color w:val="000000" w:themeColor="text1"/>
+              <w:u w:val="none"/>
             </w:rPr>
             <w:t>ЗАКЛЮЧЕНИЕ</w:t>
           </w:r>
@@ -1393,15 +1333,26 @@
             <w:rPr>
               <w:rStyle w:val="a5"/>
               <w:color w:val="000000" w:themeColor="text1"/>
+              <w:u w:val="none"/>
             </w:rPr>
             <w:tab/>
-            <w:t>30</w:t>
+          </w:r>
+          <w:r>
+            <w:rPr>
+              <w:rStyle w:val="a5"/>
+              <w:color w:val="000000" w:themeColor="text1"/>
+              <w:u w:val="none"/>
+            </w:rPr>
+            <w:t>24</w:t>
           </w:r>
         </w:p>
       </w:sdtContent>
     </w:sdt>
     <w:p>
       <w:pPr>
+        <w:tabs>
+          <w:tab w:val="right" w:leader="dot" w:pos="9072"/>
+        </w:tabs>
         <w:rPr>
           <w:color w:val="000000" w:themeColor="text1"/>
         </w:rPr>
@@ -1422,6 +1373,8 @@
       <w:pPr>
         <w:pStyle w:val="1"/>
       </w:pPr>
+      <w:bookmarkStart w:id="2" w:name="_1_теоритическая_часть"/>
+      <w:bookmarkEnd w:id="2"/>
       <w:r>
         <w:lastRenderedPageBreak/>
         <w:t xml:space="preserve">1 </w:t>
@@ -1438,6 +1391,8 @@
           <w:numId w:val="3"/>
         </w:numPr>
       </w:pPr>
+      <w:bookmarkStart w:id="3" w:name="_Класс_Thread._Интерфейс"/>
+      <w:bookmarkEnd w:id="3"/>
       <w:r>
         <w:t xml:space="preserve">Класс </w:t>
       </w:r>
@@ -1576,10 +1531,7 @@
       </w:r>
       <w:proofErr w:type="spellEnd"/>
       <w:r>
-        <w:t xml:space="preserve"> содержит несколько </w:t>
-      </w:r>
-      <w:r>
-        <w:t>методов для управления потоками</w:t>
+        <w:t xml:space="preserve"> содержит несколько методов для управления потоками</w:t>
       </w:r>
       <w:r>
         <w:t>:</w:t>
@@ -1690,6 +1642,48 @@
     <w:p>
       <w:pPr>
         <w:pStyle w:val="a"/>
+      </w:pPr>
+      <w:proofErr w:type="spellStart"/>
+      <w:proofErr w:type="gramStart"/>
+      <w:r>
+        <w:t>run</w:t>
+      </w:r>
+      <w:proofErr w:type="spellEnd"/>
+      <w:r>
+        <w:t>(</w:t>
+      </w:r>
+      <w:proofErr w:type="gramEnd"/>
+      <w:r>
+        <w:t>) - запуск потока. Тут пишется основной код</w:t>
+      </w:r>
+      <w:r>
+        <w:t>;</w:t>
+      </w:r>
+    </w:p>
+    <w:p>
+      <w:pPr>
+        <w:pStyle w:val="a"/>
+      </w:pPr>
+      <w:proofErr w:type="spellStart"/>
+      <w:proofErr w:type="gramStart"/>
+      <w:r>
+        <w:t>sleep</w:t>
+      </w:r>
+      <w:proofErr w:type="spellEnd"/>
+      <w:r>
+        <w:t>(</w:t>
+      </w:r>
+      <w:proofErr w:type="gramEnd"/>
+      <w:r>
+        <w:t>) - приостановить поток на заданное время</w:t>
+      </w:r>
+      <w:r>
+        <w:t>;</w:t>
+      </w:r>
+    </w:p>
+    <w:p>
+      <w:pPr>
+        <w:pStyle w:val="a"/>
         <w:rPr>
           <w:lang w:val="en-US"/>
         </w:rPr>
@@ -1697,7 +1691,7 @@
       <w:proofErr w:type="spellStart"/>
       <w:proofErr w:type="gramStart"/>
       <w:r>
-        <w:t>run</w:t>
+        <w:t>start</w:t>
       </w:r>
       <w:proofErr w:type="spellEnd"/>
       <w:r>
@@ -1705,69 +1699,18 @@
       </w:r>
       <w:proofErr w:type="gramEnd"/>
       <w:r>
-        <w:t>) - запуск потока. Тут пишется основной код</w:t>
+        <w:t>) - запустить поток</w:t>
       </w:r>
       <w:r>
         <w:rPr>
           <w:lang w:val="en-US"/>
         </w:rPr>
-        <w:t>;</w:t>
-      </w:r>
-    </w:p>
-    <w:p>
-      <w:pPr>
-        <w:pStyle w:val="a"/>
-      </w:pPr>
-      <w:proofErr w:type="spellStart"/>
-      <w:proofErr w:type="gramStart"/>
-      <w:r>
-        <w:t>sleep</w:t>
-      </w:r>
-      <w:proofErr w:type="spellEnd"/>
-      <w:r>
-        <w:t>(</w:t>
-      </w:r>
-      <w:proofErr w:type="gramEnd"/>
-      <w:r>
-        <w:t>) - приостановить поток на заданное время</w:t>
-      </w:r>
-      <w:r>
-        <w:t>;</w:t>
-      </w:r>
-    </w:p>
-    <w:p>
-      <w:pPr>
-        <w:pStyle w:val="a"/>
-        <w:rPr>
-          <w:lang w:val="en-US"/>
-        </w:rPr>
-      </w:pPr>
-      <w:proofErr w:type="spellStart"/>
-      <w:proofErr w:type="gramStart"/>
-      <w:r>
-        <w:t>start</w:t>
-      </w:r>
-      <w:proofErr w:type="spellEnd"/>
-      <w:r>
-        <w:t>(</w:t>
-      </w:r>
-      <w:proofErr w:type="gramEnd"/>
-      <w:r>
-        <w:t>) - запустить поток</w:t>
-      </w:r>
-      <w:r>
-        <w:rPr>
-          <w:lang w:val="en-US"/>
-        </w:rPr>
         <w:t>.</w:t>
       </w:r>
     </w:p>
     <w:p>
       <w:r>
-        <w:t>П</w:t>
-      </w:r>
-      <w:r>
-        <w:t xml:space="preserve">опробуем реализовать простейшее приложение под </w:t>
+        <w:t xml:space="preserve">Попробуем реализовать простейшее приложение под </w:t>
       </w:r>
       <w:proofErr w:type="spellStart"/>
       <w:r>
@@ -1787,9 +1730,13 @@
         <w:jc w:val="center"/>
       </w:pPr>
       <w:r>
+        <w:rPr>
+          <w:noProof/>
+          <w:lang w:eastAsia="ru-RU"/>
+        </w:rPr>
         <w:lastRenderedPageBreak/>
         <w:drawing>
-          <wp:inline distT="0" distB="0" distL="0" distR="0" wp14:anchorId="7677FB6F" wp14:editId="08240A9E">
+          <wp:inline distT="0" distB="0" distL="0" distR="0" wp14:anchorId="5C997E78" wp14:editId="0795AD0B">
             <wp:extent cx="4072270" cy="3749074"/>
             <wp:effectExtent l="0" t="0" r="4445" b="3810"/>
             <wp:docPr id="39" name="Рисунок 39"/>
@@ -1804,7 +1751,7 @@
                     <pic:cNvPicPr/>
                   </pic:nvPicPr>
                   <pic:blipFill>
-                    <a:blip r:embed="rId6"/>
+                    <a:blip r:embed="rId8"/>
                     <a:stretch>
                       <a:fillRect/>
                     </a:stretch>
@@ -1901,8 +1848,12 @@
         <w:jc w:val="center"/>
       </w:pPr>
       <w:r>
+        <w:rPr>
+          <w:noProof/>
+          <w:lang w:eastAsia="ru-RU"/>
+        </w:rPr>
         <w:drawing>
-          <wp:inline distT="0" distB="0" distL="0" distR="0" wp14:anchorId="7267395C" wp14:editId="616671E8">
+          <wp:inline distT="0" distB="0" distL="0" distR="0" wp14:anchorId="141C449C" wp14:editId="1B80BE56">
             <wp:extent cx="2190307" cy="3917119"/>
             <wp:effectExtent l="0" t="0" r="635" b="7620"/>
             <wp:docPr id="40" name="Рисунок 40"/>
@@ -1917,7 +1868,7 @@
                     <pic:cNvPicPr/>
                   </pic:nvPicPr>
                   <pic:blipFill>
-                    <a:blip r:embed="rId7"/>
+                    <a:blip r:embed="rId9"/>
                     <a:stretch>
                       <a:fillRect/>
                     </a:stretch>
@@ -1979,8 +1930,8 @@
             <v:path o:extrusionok="f" gradientshapeok="t" o:connecttype="rect"/>
             <o:lock v:ext="edit" aspectratio="t"/>
           </v:shapetype>
-          <v:shape id="_x0000_i1025" type="#_x0000_t75" style="width:452.4pt;height:240.7pt">
-            <v:imagedata r:id="rId8" o:title="error"/>
+          <v:shape id="_x0000_i1025" type="#_x0000_t75" style="width:452.95pt;height:240.3pt">
+            <v:imagedata r:id="rId10" o:title="error"/>
           </v:shape>
         </w:pict>
       </w:r>
@@ -2010,10 +1961,7 @@
       </w:pPr>
       <w:proofErr w:type="gramStart"/>
       <w:r>
-        <w:t>в</w:t>
-      </w:r>
-      <w:r>
-        <w:t>ходные</w:t>
+        <w:t>входные</w:t>
       </w:r>
       <w:proofErr w:type="gramEnd"/>
       <w:r>
@@ -2067,10 +2015,7 @@
       </w:r>
       <w:proofErr w:type="spellEnd"/>
       <w:r>
-        <w:t xml:space="preserve"> не завершен в течение 10 секунд</w:t>
-      </w:r>
-      <w:r>
-        <w:t>.</w:t>
+        <w:t xml:space="preserve"> не завершен в течение 10 секунд.</w:t>
       </w:r>
     </w:p>
     <w:p>
@@ -2214,207 +2159,16 @@
         <w:jc w:val="center"/>
       </w:pPr>
       <w:r>
+        <w:rPr>
+          <w:noProof/>
+          <w:lang w:eastAsia="ru-RU"/>
+        </w:rPr>
         <w:lastRenderedPageBreak/>
         <w:drawing>
-          <wp:inline distT="0" distB="0" distL="0" distR="0" wp14:anchorId="7FB77D3F" wp14:editId="3847EC5F">
+          <wp:inline distT="0" distB="0" distL="0" distR="0" wp14:anchorId="35129C6B" wp14:editId="26079109">
             <wp:extent cx="4359349" cy="4499663"/>
             <wp:effectExtent l="0" t="0" r="3175" b="0"/>
             <wp:docPr id="41" name="Рисунок 41"/>
-            <wp:cNvGraphicFramePr>
-              <a:graphicFrameLocks xmlns:a="http://schemas.openxmlformats.org/drawingml/2006/main" noChangeAspect="1"/>
-            </wp:cNvGraphicFramePr>
-            <a:graphic xmlns:a="http://schemas.openxmlformats.org/drawingml/2006/main">
-              <a:graphicData uri="http://schemas.openxmlformats.org/drawingml/2006/picture">
-                <pic:pic xmlns:pic="http://schemas.openxmlformats.org/drawingml/2006/picture">
-                  <pic:nvPicPr>
-                    <pic:cNvPr id="1" name=""/>
-                    <pic:cNvPicPr/>
-                  </pic:nvPicPr>
-                  <pic:blipFill>
-                    <a:blip r:embed="rId9"/>
-                    <a:stretch>
-                      <a:fillRect/>
-                    </a:stretch>
-                  </pic:blipFill>
-                  <pic:spPr>
-                    <a:xfrm>
-                      <a:off x="0" y="0"/>
-                      <a:ext cx="4370135" cy="4510796"/>
-                    </a:xfrm>
-                    <a:prstGeom prst="rect">
-                      <a:avLst/>
-                    </a:prstGeom>
-                  </pic:spPr>
-                </pic:pic>
-              </a:graphicData>
-            </a:graphic>
-          </wp:inline>
-        </w:drawing>
-      </w:r>
-    </w:p>
-    <w:p>
-      <w:pPr>
-        <w:pStyle w:val="4"/>
-      </w:pPr>
-      <w:r>
-        <w:t xml:space="preserve">Рисунок 1.1.4 </w:t>
-      </w:r>
-      <w:r>
-        <w:t>–</w:t>
-      </w:r>
-      <w:r>
-        <w:t xml:space="preserve"> </w:t>
-      </w:r>
-      <w:r>
-        <w:t>Логика решения появления ошиб</w:t>
-      </w:r>
-      <w:r>
-        <w:t>к</w:t>
-      </w:r>
-      <w:r>
-        <w:t>и</w:t>
-      </w:r>
-    </w:p>
-    <w:p>
-      <w:r>
-        <w:t xml:space="preserve">При повторном запуске и нажатии на первую кнопку, ANR ошибку мы не получим, а кнопка 2 станет доступной и будет откликаться, см. </w:t>
-      </w:r>
-      <w:proofErr w:type="spellStart"/>
-      <w:r>
-        <w:t>Logcat</w:t>
-      </w:r>
-      <w:proofErr w:type="spellEnd"/>
-      <w:r>
-        <w:t xml:space="preserve"> (рисунок 1.1.5)</w:t>
-      </w:r>
-      <w:r>
-        <w:t>.</w:t>
-      </w:r>
-    </w:p>
-    <w:p>
-      <w:pPr>
-        <w:ind w:firstLine="0"/>
-        <w:jc w:val="center"/>
-        <w:rPr>
-          <w:lang w:val="en-US"/>
-        </w:rPr>
-      </w:pPr>
-      <w:r>
-        <w:rPr>
-          <w:lang w:val="en-US"/>
-        </w:rPr>
-        <w:drawing>
-          <wp:inline distT="0" distB="0" distL="0" distR="0" wp14:anchorId="7B9B794E" wp14:editId="3C96738C">
-            <wp:extent cx="5757528" cy="3062177"/>
-            <wp:effectExtent l="0" t="0" r="0" b="5080"/>
-            <wp:docPr id="42" name="Рисунок 42"/>
-            <wp:cNvGraphicFramePr>
-              <a:graphicFrameLocks xmlns:a="http://schemas.openxmlformats.org/drawingml/2006/main" noChangeAspect="1"/>
-            </wp:cNvGraphicFramePr>
-            <a:graphic xmlns:a="http://schemas.openxmlformats.org/drawingml/2006/main">
-              <a:graphicData uri="http://schemas.openxmlformats.org/drawingml/2006/picture">
-                <pic:pic xmlns:pic="http://schemas.openxmlformats.org/drawingml/2006/picture">
-                  <pic:nvPicPr>
-                    <pic:cNvPr id="1" name=""/>
-                    <pic:cNvPicPr/>
-                  </pic:nvPicPr>
-                  <pic:blipFill>
-                    <a:blip r:embed="rId10"/>
-                    <a:stretch>
-                      <a:fillRect/>
-                    </a:stretch>
-                  </pic:blipFill>
-                  <pic:spPr>
-                    <a:xfrm>
-                      <a:off x="0" y="0"/>
-                      <a:ext cx="5774923" cy="3071429"/>
-                    </a:xfrm>
-                    <a:prstGeom prst="rect">
-                      <a:avLst/>
-                    </a:prstGeom>
-                  </pic:spPr>
-                </pic:pic>
-              </a:graphicData>
-            </a:graphic>
-          </wp:inline>
-        </w:drawing>
-      </w:r>
-    </w:p>
-    <w:p>
-      <w:pPr>
-        <w:pStyle w:val="4"/>
-        <w:rPr>
-          <w:lang w:val="en-US"/>
-        </w:rPr>
-      </w:pPr>
-      <w:r>
-        <w:t xml:space="preserve">Рисунок 1.1.5 – Отображение логов в </w:t>
-      </w:r>
-      <w:proofErr w:type="spellStart"/>
-      <w:r>
-        <w:rPr>
-          <w:lang w:val="en-US"/>
-        </w:rPr>
-        <w:t>logcat</w:t>
-      </w:r>
-      <w:proofErr w:type="spellEnd"/>
-    </w:p>
-    <w:p>
-      <w:pPr>
-        <w:pStyle w:val="2"/>
-        <w:numPr>
-          <w:ilvl w:val="1"/>
-          <w:numId w:val="3"/>
-        </w:numPr>
-      </w:pPr>
-      <w:r>
-        <w:lastRenderedPageBreak/>
-        <w:t xml:space="preserve">Класс </w:t>
-      </w:r>
-      <w:proofErr w:type="spellStart"/>
-      <w:r>
-        <w:t>Handler</w:t>
-      </w:r>
-      <w:proofErr w:type="spellEnd"/>
-    </w:p>
-    <w:p>
-      <w:r>
-        <w:t xml:space="preserve">Класс </w:t>
-      </w:r>
-      <w:proofErr w:type="spellStart"/>
-      <w:r>
-        <w:t>android.os.Handler</w:t>
-      </w:r>
-      <w:proofErr w:type="spellEnd"/>
-      <w:r>
-        <w:t xml:space="preserve"> является дальнейшим развитием потоков, упрощающий код. </w:t>
-      </w:r>
-      <w:proofErr w:type="spellStart"/>
-      <w:r>
-        <w:t>Handler</w:t>
-      </w:r>
-      <w:proofErr w:type="spellEnd"/>
-      <w:r>
-        <w:t xml:space="preserve"> может использоваться для планирования выполнения кода в некоторый момент в будущем. Также класс может использоваться для передачи кода, который должен выполняться в другом программном потоке</w:t>
-      </w:r>
-      <w:r>
-        <w:t xml:space="preserve"> (рисунок 1.2.1)</w:t>
-      </w:r>
-      <w:r>
-        <w:t>.</w:t>
-      </w:r>
-    </w:p>
-    <w:p>
-      <w:pPr>
-        <w:ind w:firstLine="0"/>
-        <w:jc w:val="center"/>
-      </w:pPr>
-      <w:r>
-        <w:drawing>
-          <wp:inline distT="0" distB="0" distL="0" distR="0" wp14:anchorId="5288E3D6" wp14:editId="62C32D40">
-            <wp:extent cx="4380614" cy="2586725"/>
-            <wp:effectExtent l="0" t="0" r="1270" b="4445"/>
-            <wp:docPr id="43" name="Рисунок 43"/>
             <wp:cNvGraphicFramePr>
               <a:graphicFrameLocks xmlns:a="http://schemas.openxmlformats.org/drawingml/2006/main" noChangeAspect="1"/>
             </wp:cNvGraphicFramePr>
@@ -2434,7 +2188,7 @@
                   <pic:spPr>
                     <a:xfrm>
                       <a:off x="0" y="0"/>
-                      <a:ext cx="4380614" cy="2586725"/>
+                      <a:ext cx="4370135" cy="4510796"/>
                     </a:xfrm>
                     <a:prstGeom prst="rect">
                       <a:avLst/>
@@ -2452,32 +2206,35 @@
         <w:pStyle w:val="4"/>
       </w:pPr>
       <w:r>
-        <w:t>Рисунок 1.2.1 – Отображение работы очереди сообщений</w:t>
-      </w:r>
-    </w:p>
-    <w:p>
-      <w:r>
-        <w:t>Расс</w:t>
-      </w:r>
-      <w:r>
-        <w:t>мотрим простой пример. Сделаем</w:t>
-      </w:r>
-      <w:r>
-        <w:t xml:space="preserve"> вами счетчик, который будет передавать данные в основной поток при помощи </w:t>
-      </w:r>
-      <w:proofErr w:type="spellStart"/>
-      <w:r>
-        <w:t>Handler</w:t>
-      </w:r>
-      <w:proofErr w:type="spellEnd"/>
-      <w:r>
-        <w:t xml:space="preserve"> (рисунки 1.2.2</w:t>
-      </w:r>
-      <w:r>
-        <w:t>-1.2.4</w:t>
-      </w:r>
-      <w:r>
-        <w:t>)</w:t>
+        <w:t xml:space="preserve">Рисунок 1.1.4 </w:t>
+      </w:r>
+      <w:r>
+        <w:t>–</w:t>
+      </w:r>
+      <w:r>
+        <w:t xml:space="preserve"> </w:t>
+      </w:r>
+      <w:r>
+        <w:t>Логика решения появления ошиб</w:t>
+      </w:r>
+      <w:r>
+        <w:t>к</w:t>
+      </w:r>
+      <w:r>
+        <w:t>и</w:t>
+      </w:r>
+    </w:p>
+    <w:p>
+      <w:r>
+        <w:t xml:space="preserve">При повторном запуске и нажатии на первую кнопку, ANR ошибку мы не получим, а кнопка 2 станет доступной и будет откликаться, см. </w:t>
+      </w:r>
+      <w:proofErr w:type="spellStart"/>
+      <w:r>
+        <w:t>Logcat</w:t>
+      </w:r>
+      <w:proofErr w:type="spellEnd"/>
+      <w:r>
+        <w:t xml:space="preserve"> (рисунок 1.1.5)</w:t>
       </w:r>
       <w:r>
         <w:t>.</w:t>
@@ -2493,14 +2250,14 @@
       </w:pPr>
       <w:r>
         <w:rPr>
-          <w:lang w:val="en-US"/>
-        </w:rPr>
-        <w:lastRenderedPageBreak/>
+          <w:noProof/>
+          <w:lang w:eastAsia="ru-RU"/>
+        </w:rPr>
         <w:drawing>
-          <wp:inline distT="0" distB="0" distL="0" distR="0" wp14:anchorId="0632BAD8" wp14:editId="179DB194">
-            <wp:extent cx="4486275" cy="4790899"/>
-            <wp:effectExtent l="0" t="0" r="0" b="0"/>
-            <wp:docPr id="44" name="Рисунок 44"/>
+          <wp:inline distT="0" distB="0" distL="0" distR="0" wp14:anchorId="0B53C9C9" wp14:editId="2870CA62">
+            <wp:extent cx="5757528" cy="3062177"/>
+            <wp:effectExtent l="0" t="0" r="0" b="5080"/>
+            <wp:docPr id="42" name="Рисунок 42"/>
             <wp:cNvGraphicFramePr>
               <a:graphicFrameLocks xmlns:a="http://schemas.openxmlformats.org/drawingml/2006/main" noChangeAspect="1"/>
             </wp:cNvGraphicFramePr>
@@ -2520,7 +2277,7 @@
                   <pic:spPr>
                     <a:xfrm>
                       <a:off x="0" y="0"/>
-                      <a:ext cx="4491183" cy="4796141"/>
+                      <a:ext cx="5774923" cy="3071429"/>
                     </a:xfrm>
                     <a:prstGeom prst="rect">
                       <a:avLst/>
@@ -2536,57 +2293,78 @@
     <w:p>
       <w:pPr>
         <w:pStyle w:val="4"/>
-      </w:pPr>
-      <w:r>
-        <w:t>Р</w:t>
-      </w:r>
-      <w:r>
-        <w:t>исунок 1.2</w:t>
-      </w:r>
-      <w:r>
-        <w:t>.</w:t>
-      </w:r>
-      <w:r>
-        <w:t>2</w:t>
-      </w:r>
-      <w:r>
-        <w:t xml:space="preserve"> – Часть 1 описания логики работы счётчика</w:t>
-      </w:r>
-    </w:p>
-    <w:p>
-      <w:r>
-        <w:t xml:space="preserve">На рисунке 1.2.2 показано установление слушателя сообщений на </w:t>
-      </w:r>
-      <w:r>
         <w:rPr>
           <w:lang w:val="en-US"/>
         </w:rPr>
-        <w:t>handler</w:t>
-      </w:r>
-      <w:r>
-        <w:t xml:space="preserve"> </w:t>
-      </w:r>
-      <w:r>
-        <w:t>для последующей обработки получаемых данных.</w:t>
+      </w:pPr>
+      <w:r>
+        <w:t xml:space="preserve">Рисунок 1.1.5 – Отображение логов в </w:t>
+      </w:r>
+      <w:proofErr w:type="spellStart"/>
+      <w:r>
+        <w:rPr>
+          <w:lang w:val="en-US"/>
+        </w:rPr>
+        <w:t>logcat</w:t>
+      </w:r>
+      <w:proofErr w:type="spellEnd"/>
+    </w:p>
+    <w:p>
+      <w:pPr>
+        <w:pStyle w:val="2"/>
+        <w:numPr>
+          <w:ilvl w:val="1"/>
+          <w:numId w:val="3"/>
+        </w:numPr>
+      </w:pPr>
+      <w:bookmarkStart w:id="4" w:name="_Класс_Handler"/>
+      <w:bookmarkEnd w:id="4"/>
+      <w:r>
+        <w:lastRenderedPageBreak/>
+        <w:t xml:space="preserve">Класс </w:t>
+      </w:r>
+      <w:proofErr w:type="spellStart"/>
+      <w:r>
+        <w:t>Handler</w:t>
+      </w:r>
+      <w:proofErr w:type="spellEnd"/>
+    </w:p>
+    <w:p>
+      <w:r>
+        <w:t xml:space="preserve">Класс </w:t>
+      </w:r>
+      <w:proofErr w:type="spellStart"/>
+      <w:r>
+        <w:t>android.os.Handler</w:t>
+      </w:r>
+      <w:proofErr w:type="spellEnd"/>
+      <w:r>
+        <w:t xml:space="preserve"> является дальнейшим развитием потоков, упрощающий код. </w:t>
+      </w:r>
+      <w:proofErr w:type="spellStart"/>
+      <w:r>
+        <w:t>Handler</w:t>
+      </w:r>
+      <w:proofErr w:type="spellEnd"/>
+      <w:r>
+        <w:t xml:space="preserve"> может использоваться для планирования выполнения кода в некоторый момент в будущем. Также класс может использоваться для передачи кода, который должен выполняться в другом программном потоке (рисунок 1.2.1).</w:t>
       </w:r>
     </w:p>
     <w:p>
       <w:pPr>
         <w:ind w:firstLine="0"/>
         <w:jc w:val="center"/>
-        <w:rPr>
-          <w:lang w:val="en-US"/>
-        </w:rPr>
-      </w:pPr>
-      <w:r>
-        <w:rPr>
-          <w:lang w:val="en-US"/>
+      </w:pPr>
+      <w:r>
+        <w:rPr>
+          <w:noProof/>
+          <w:lang w:eastAsia="ru-RU"/>
         </w:rPr>
         <w:drawing>
-          <wp:inline distT="0" distB="0" distL="0" distR="0" wp14:anchorId="0F4FF4B4" wp14:editId="288052CC">
-            <wp:extent cx="4837283" cy="3209925"/>
-            <wp:effectExtent l="0" t="0" r="1905" b="0"/>
-            <wp:docPr id="45" name="Рисунок 45"/>
+          <wp:inline distT="0" distB="0" distL="0" distR="0" wp14:anchorId="0A10EB72" wp14:editId="46251FB9">
+            <wp:extent cx="4380614" cy="2586725"/>
+            <wp:effectExtent l="0" t="0" r="1270" b="4445"/>
+            <wp:docPr id="43" name="Рисунок 43"/>
             <wp:cNvGraphicFramePr>
               <a:graphicFrameLocks xmlns:a="http://schemas.openxmlformats.org/drawingml/2006/main" noChangeAspect="1"/>
             </wp:cNvGraphicFramePr>
@@ -2606,7 +2384,7 @@
                   <pic:spPr>
                     <a:xfrm>
                       <a:off x="0" y="0"/>
-                      <a:ext cx="4861337" cy="3225887"/>
+                      <a:ext cx="4380614" cy="2586725"/>
                     </a:xfrm>
                     <a:prstGeom prst="rect">
                       <a:avLst/>
@@ -2624,31 +2402,26 @@
         <w:pStyle w:val="4"/>
       </w:pPr>
       <w:r>
-        <w:t>Рисунок 1.2.3</w:t>
-      </w:r>
-      <w:r>
-        <w:t xml:space="preserve"> - </w:t>
-      </w:r>
-      <w:r>
-        <w:t xml:space="preserve">Часть </w:t>
-      </w:r>
-      <w:r>
-        <w:t>2</w:t>
-      </w:r>
-      <w:r>
-        <w:t xml:space="preserve"> описания логики работы счётчика</w:t>
-      </w:r>
-    </w:p>
-    <w:p>
-      <w:r>
-        <w:lastRenderedPageBreak/>
-        <w:t xml:space="preserve">На рисунке 1.2.3 отображена реализация отправки сообщений в </w:t>
-      </w:r>
-      <w:r>
-        <w:rPr>
-          <w:lang w:val="en-US"/>
-        </w:rPr>
-        <w:t>handler</w:t>
+        <w:t>Рисунок 1.2.1 – Отображение работы очереди сообщений</w:t>
+      </w:r>
+    </w:p>
+    <w:p>
+      <w:r>
+        <w:t xml:space="preserve">Рассмотрим простой пример. Сделаем вами счетчик, который будет передавать данные в основной поток при помощи </w:t>
+      </w:r>
+      <w:proofErr w:type="spellStart"/>
+      <w:r>
+        <w:t>Handler</w:t>
+      </w:r>
+      <w:proofErr w:type="spellEnd"/>
+      <w:r>
+        <w:t xml:space="preserve"> (рисунки 1.2.2</w:t>
+      </w:r>
+      <w:r>
+        <w:t>-1.2.4</w:t>
+      </w:r>
+      <w:r>
+        <w:t>)</w:t>
       </w:r>
       <w:r>
         <w:t>.</w:t>
@@ -2664,13 +2437,15 @@
       </w:pPr>
       <w:r>
         <w:rPr>
-          <w:lang w:val="en-US"/>
-        </w:rPr>
+          <w:noProof/>
+          <w:lang w:eastAsia="ru-RU"/>
+        </w:rPr>
+        <w:lastRenderedPageBreak/>
         <w:drawing>
-          <wp:inline distT="0" distB="0" distL="0" distR="0" wp14:anchorId="3F193C0E" wp14:editId="4456ECC2">
-            <wp:extent cx="3714750" cy="5801432"/>
-            <wp:effectExtent l="0" t="0" r="0" b="8890"/>
-            <wp:docPr id="46" name="Рисунок 46"/>
+          <wp:inline distT="0" distB="0" distL="0" distR="0" wp14:anchorId="193ED599" wp14:editId="1A951CCF">
+            <wp:extent cx="4486275" cy="4790899"/>
+            <wp:effectExtent l="0" t="0" r="0" b="0"/>
+            <wp:docPr id="44" name="Рисунок 44"/>
             <wp:cNvGraphicFramePr>
               <a:graphicFrameLocks xmlns:a="http://schemas.openxmlformats.org/drawingml/2006/main" noChangeAspect="1"/>
             </wp:cNvGraphicFramePr>
@@ -2690,7 +2465,7 @@
                   <pic:spPr>
                     <a:xfrm>
                       <a:off x="0" y="0"/>
-                      <a:ext cx="3737473" cy="5836918"/>
+                      <a:ext cx="4491183" cy="4796141"/>
                     </a:xfrm>
                     <a:prstGeom prst="rect">
                       <a:avLst/>
@@ -2708,280 +2483,135 @@
         <w:pStyle w:val="4"/>
       </w:pPr>
       <w:r>
-        <w:t>Рисунок 1.2.4</w:t>
+        <w:t>Р</w:t>
+      </w:r>
+      <w:r>
+        <w:t>исунок 1.2</w:t>
+      </w:r>
+      <w:r>
+        <w:t>.</w:t>
+      </w:r>
+      <w:r>
+        <w:t>2</w:t>
+      </w:r>
+      <w:r>
+        <w:t xml:space="preserve"> – Часть 1 описания логики работы счётчика</w:t>
+      </w:r>
+    </w:p>
+    <w:p>
+      <w:r>
+        <w:t xml:space="preserve">На рисунке 1.2.2 показано установление слушателя сообщений на </w:t>
+      </w:r>
+      <w:r>
+        <w:rPr>
+          <w:lang w:val="en-US"/>
+        </w:rPr>
+        <w:t>handler</w:t>
       </w:r>
       <w:r>
         <w:t xml:space="preserve"> </w:t>
       </w:r>
       <w:r>
-        <w:t>–</w:t>
-      </w:r>
-      <w:r>
-        <w:t xml:space="preserve"> </w:t>
-      </w:r>
-      <w:r>
-        <w:t>Итоговый вид рез</w:t>
-      </w:r>
-      <w:r>
-        <w:t>у</w:t>
-      </w:r>
-      <w:r>
-        <w:t>льтата работы счётчика</w:t>
-      </w:r>
-    </w:p>
-    <w:p>
-      <w:pPr>
-        <w:pStyle w:val="2"/>
-        <w:numPr>
-          <w:ilvl w:val="1"/>
-          <w:numId w:val="3"/>
-        </w:numPr>
-      </w:pPr>
-      <w:r>
-        <w:t xml:space="preserve">Класс </w:t>
-      </w:r>
-      <w:proofErr w:type="spellStart"/>
-      <w:r>
-        <w:t>WorkManager</w:t>
-      </w:r>
-      <w:proofErr w:type="spellEnd"/>
-    </w:p>
-    <w:p>
-      <w:r>
-        <w:t xml:space="preserve">Одним из современных инструментов организации параллельного выполнения потоков в </w:t>
-      </w:r>
-      <w:proofErr w:type="spellStart"/>
-      <w:r>
-        <w:t>Android</w:t>
-      </w:r>
-      <w:proofErr w:type="spellEnd"/>
-      <w:r>
-        <w:t xml:space="preserve"> является класс </w:t>
-      </w:r>
-      <w:proofErr w:type="spellStart"/>
-      <w:r>
-        <w:t>WorkManager</w:t>
-      </w:r>
-      <w:proofErr w:type="spellEnd"/>
-      <w:r>
-        <w:t xml:space="preserve">. С его помощью можно запускать последовательные и параллельные фоновые задачи, получать из них результат, передавать в них данные, отслеживать статус их выполнения и т.п. При этом возможностью запуска параллельных задач инструментарий класса не ограничивается. </w:t>
-      </w:r>
-      <w:proofErr w:type="spellStart"/>
-      <w:r>
-        <w:t>WorkManager</w:t>
-      </w:r>
-      <w:proofErr w:type="spellEnd"/>
-      <w:r>
-        <w:t xml:space="preserve"> – довольно </w:t>
-      </w:r>
-      <w:r>
-        <w:lastRenderedPageBreak/>
-        <w:t>простая, при этом достаточно гибкая библиотека, обладающая множеством дополнительных преимуществ, к которым можно отнести:</w:t>
-      </w:r>
-    </w:p>
-    <w:p>
-      <w:pPr>
-        <w:pStyle w:val="a"/>
-      </w:pPr>
-      <w:proofErr w:type="gramStart"/>
-      <w:r>
-        <w:t>поддержка</w:t>
-      </w:r>
-      <w:proofErr w:type="gramEnd"/>
-      <w:r>
-        <w:t xml:space="preserve"> разовых и периодических асинхронных задач;</w:t>
-      </w:r>
-    </w:p>
-    <w:p>
-      <w:pPr>
-        <w:pStyle w:val="a"/>
-      </w:pPr>
-      <w:proofErr w:type="gramStart"/>
-      <w:r>
-        <w:t>выполнение</w:t>
-      </w:r>
-      <w:proofErr w:type="gramEnd"/>
-      <w:r>
-        <w:t xml:space="preserve"> фоновых задач с учетом ограничений (например, состояние сети, наличие памяти для хранения данных, статус зарядки и др.);</w:t>
-      </w:r>
-    </w:p>
-    <w:p>
-      <w:pPr>
-        <w:pStyle w:val="a"/>
-      </w:pPr>
-      <w:proofErr w:type="gramStart"/>
-      <w:r>
-        <w:t>возможность</w:t>
-      </w:r>
-      <w:proofErr w:type="gramEnd"/>
-      <w:r>
-        <w:t xml:space="preserve"> объединения сложных рабочих запросов в единую цепочку;</w:t>
-      </w:r>
-    </w:p>
-    <w:p>
-      <w:pPr>
-        <w:pStyle w:val="a"/>
-      </w:pPr>
-      <w:proofErr w:type="gramStart"/>
-      <w:r>
-        <w:t>возможность</w:t>
-      </w:r>
-      <w:proofErr w:type="gramEnd"/>
-      <w:r>
-        <w:t xml:space="preserve"> использования выходных данных одной задачи в качестве входных данных для следующей;</w:t>
-      </w:r>
-    </w:p>
-    <w:p>
-      <w:pPr>
-        <w:pStyle w:val="a"/>
-      </w:pPr>
-      <w:proofErr w:type="gramStart"/>
-      <w:r>
-        <w:t>поддержка</w:t>
-      </w:r>
-      <w:proofErr w:type="gramEnd"/>
-      <w:r>
-        <w:t xml:space="preserve"> </w:t>
-      </w:r>
-      <w:proofErr w:type="spellStart"/>
-      <w:r>
-        <w:t>LiveData</w:t>
-      </w:r>
-      <w:proofErr w:type="spellEnd"/>
-      <w:r>
-        <w:t xml:space="preserve"> для удобного отображения состояния рабочего запроса в пользовательском интерфейсе.</w:t>
-      </w:r>
-    </w:p>
-    <w:p>
-      <w:r>
-        <w:t>При этом инструментарий класса достаточно простой в использовании.</w:t>
-      </w:r>
-    </w:p>
-    <w:p>
-      <w:r>
-        <w:t xml:space="preserve">Давайте рассмотрим пример, в котором используется задержка времени в качестве имитации, к примеру, загрузки файла из интернета. При этом есть возможность запустить процесс скачивания как в потоке, так и без. При нажатии кнопки «Начать не в потоке» процесс загрузки затормозит основной поток, в связи с чем экран устройства станет полностью </w:t>
-      </w:r>
-      <w:proofErr w:type="spellStart"/>
-      <w:r>
-        <w:t>некликабельным</w:t>
-      </w:r>
-      <w:proofErr w:type="spellEnd"/>
-      <w:r>
-        <w:t xml:space="preserve"> и выведется сообщение ANR. В случае нажатия кнопки «Начать в потоке» процесс загрузки начнется в асинхронном потоке и основной интерфейс не будет заморожен, в том числе </w:t>
-      </w:r>
-      <w:proofErr w:type="spellStart"/>
-      <w:r>
-        <w:t>CheckBox</w:t>
-      </w:r>
-      <w:proofErr w:type="spellEnd"/>
-      <w:r>
-        <w:t xml:space="preserve"> будет свободно нажиматься.</w:t>
-      </w:r>
-    </w:p>
-    <w:p>
-      <w:r>
-        <w:t>В проекте в разделе</w:t>
-      </w:r>
-      <w:r>
-        <w:t xml:space="preserve"> </w:t>
-      </w:r>
-      <w:proofErr w:type="spellStart"/>
-      <w:r>
-        <w:t>dependencies</w:t>
-      </w:r>
-      <w:proofErr w:type="spellEnd"/>
-      <w:r>
-        <w:t xml:space="preserve"> сборщика </w:t>
-      </w:r>
-      <w:proofErr w:type="spellStart"/>
-      <w:r>
-        <w:t>gradle</w:t>
-      </w:r>
-      <w:proofErr w:type="spellEnd"/>
-      <w:r>
-        <w:t xml:space="preserve"> </w:t>
-      </w:r>
-      <w:r>
-        <w:t>необходимо добавить</w:t>
-      </w:r>
-      <w:r>
-        <w:t xml:space="preserve"> </w:t>
-      </w:r>
-      <w:r>
-        <w:t xml:space="preserve">строчку с </w:t>
-      </w:r>
-      <w:r>
-        <w:t xml:space="preserve">реализацией </w:t>
-      </w:r>
-      <w:r>
-        <w:t>необходимого класса</w:t>
-      </w:r>
-      <w:r>
-        <w:t xml:space="preserve"> (рисунок 1.3.1).</w:t>
+        <w:t>для последующей обработки получаемых данных.</w:t>
       </w:r>
     </w:p>
     <w:p>
       <w:pPr>
         <w:ind w:firstLine="0"/>
         <w:jc w:val="center"/>
-      </w:pPr>
+        <w:rPr>
+          <w:lang w:val="en-US"/>
+        </w:rPr>
+      </w:pPr>
+      <w:r>
+        <w:rPr>
+          <w:noProof/>
+          <w:lang w:eastAsia="ru-RU"/>
+        </w:rPr>
+        <w:drawing>
+          <wp:inline distT="0" distB="0" distL="0" distR="0" wp14:anchorId="657EFCF3" wp14:editId="53BAE89E">
+            <wp:extent cx="4837283" cy="3209925"/>
+            <wp:effectExtent l="0" t="0" r="1905" b="0"/>
+            <wp:docPr id="45" name="Рисунок 45"/>
+            <wp:cNvGraphicFramePr>
+              <a:graphicFrameLocks xmlns:a="http://schemas.openxmlformats.org/drawingml/2006/main" noChangeAspect="1"/>
+            </wp:cNvGraphicFramePr>
+            <a:graphic xmlns:a="http://schemas.openxmlformats.org/drawingml/2006/main">
+              <a:graphicData uri="http://schemas.openxmlformats.org/drawingml/2006/picture">
+                <pic:pic xmlns:pic="http://schemas.openxmlformats.org/drawingml/2006/picture">
+                  <pic:nvPicPr>
+                    <pic:cNvPr id="1" name=""/>
+                    <pic:cNvPicPr/>
+                  </pic:nvPicPr>
+                  <pic:blipFill>
+                    <a:blip r:embed="rId15"/>
+                    <a:stretch>
+                      <a:fillRect/>
+                    </a:stretch>
+                  </pic:blipFill>
+                  <pic:spPr>
+                    <a:xfrm>
+                      <a:off x="0" y="0"/>
+                      <a:ext cx="4861337" cy="3225887"/>
+                    </a:xfrm>
+                    <a:prstGeom prst="rect">
+                      <a:avLst/>
+                    </a:prstGeom>
+                  </pic:spPr>
+                </pic:pic>
+              </a:graphicData>
+            </a:graphic>
+          </wp:inline>
+        </w:drawing>
+      </w:r>
+    </w:p>
+    <w:p>
+      <w:pPr>
+        <w:pStyle w:val="4"/>
+      </w:pPr>
+      <w:r>
+        <w:t>Рисунок 1.2.3</w:t>
+      </w:r>
+      <w:r>
+        <w:t xml:space="preserve"> - </w:t>
+      </w:r>
+      <w:r>
+        <w:t>Часть 2 описания логики работы счётчика</w:t>
+      </w:r>
+    </w:p>
+    <w:p>
       <w:r>
         <w:lastRenderedPageBreak/>
-        <w:pict>
-          <v:shape id="_x0000_i1026" type="#_x0000_t75" style="width:452.4pt;height:219.2pt">
-            <v:imagedata r:id="rId15" o:title="implementation"/>
-          </v:shape>
-        </w:pict>
-      </w:r>
-    </w:p>
-    <w:p>
-      <w:pPr>
-        <w:pStyle w:val="4"/>
-      </w:pPr>
-      <w:r>
-        <w:t>Рисунок 1.3.1 – Добавление необходимого класса в систему сборки</w:t>
-      </w:r>
-    </w:p>
-    <w:p>
-      <w:r>
-        <w:t xml:space="preserve">После добавления зависимости необходимо синхронизировать изменения, нажав </w:t>
-      </w:r>
-      <w:proofErr w:type="spellStart"/>
-      <w:r>
-        <w:t>Sync</w:t>
-      </w:r>
-      <w:proofErr w:type="spellEnd"/>
-      <w:r>
-        <w:t xml:space="preserve"> </w:t>
-      </w:r>
-      <w:proofErr w:type="spellStart"/>
-      <w:r>
-        <w:t>Now</w:t>
-      </w:r>
-      <w:proofErr w:type="spellEnd"/>
+        <w:t xml:space="preserve">На рисунке 1.2.3 отображена реализация отправки сообщений в </w:t>
+      </w:r>
+      <w:r>
+        <w:rPr>
+          <w:lang w:val="en-US"/>
+        </w:rPr>
+        <w:t>handler</w:t>
+      </w:r>
       <w:r>
         <w:t>.</w:t>
-      </w:r>
-    </w:p>
-    <w:p>
-      <w:r>
-        <w:t>Приложение будет состоять из одной активности</w:t>
-      </w:r>
-      <w:r>
-        <w:t xml:space="preserve"> (рисунок 1.3.2).</w:t>
       </w:r>
     </w:p>
     <w:p>
       <w:pPr>
         <w:ind w:firstLine="0"/>
         <w:jc w:val="center"/>
-      </w:pPr>
-      <w:r>
+        <w:rPr>
+          <w:lang w:val="en-US"/>
+        </w:rPr>
+      </w:pPr>
+      <w:r>
+        <w:rPr>
+          <w:noProof/>
+          <w:lang w:eastAsia="ru-RU"/>
+        </w:rPr>
         <w:drawing>
-          <wp:inline distT="0" distB="0" distL="0" distR="0" wp14:anchorId="52F6B94C" wp14:editId="331FF2BE">
-            <wp:extent cx="5760720" cy="3595370"/>
-            <wp:effectExtent l="0" t="0" r="0" b="5080"/>
-            <wp:docPr id="47" name="Рисунок 47"/>
+          <wp:inline distT="0" distB="0" distL="0" distR="0" wp14:anchorId="447AD648" wp14:editId="377B5CAD">
+            <wp:extent cx="3714750" cy="5801432"/>
+            <wp:effectExtent l="0" t="0" r="0" b="8890"/>
+            <wp:docPr id="46" name="Рисунок 46"/>
             <wp:cNvGraphicFramePr>
               <a:graphicFrameLocks xmlns:a="http://schemas.openxmlformats.org/drawingml/2006/main" noChangeAspect="1"/>
             </wp:cNvGraphicFramePr>
@@ -3001,7 +2631,7 @@
                   <pic:spPr>
                     <a:xfrm>
                       <a:off x="0" y="0"/>
-                      <a:ext cx="5760720" cy="3595370"/>
+                      <a:ext cx="3737473" cy="5836918"/>
                     </a:xfrm>
                     <a:prstGeom prst="rect">
                       <a:avLst/>
@@ -3019,230 +2649,257 @@
         <w:pStyle w:val="4"/>
       </w:pPr>
       <w:r>
-        <w:t>Рисунок 1.3.2 – Кодовый и графический вид активности приложения</w:t>
-      </w:r>
-    </w:p>
-    <w:p>
-      <w:r>
-        <w:t xml:space="preserve">Для организации параллельного потока необходимо создать класс, который будет наследоваться от класса </w:t>
-      </w:r>
-      <w:proofErr w:type="spellStart"/>
-      <w:r>
-        <w:t>Worker</w:t>
-      </w:r>
-      <w:proofErr w:type="spellEnd"/>
-      <w:r>
-        <w:t xml:space="preserve"> и определить метод </w:t>
-      </w:r>
-      <w:proofErr w:type="spellStart"/>
+        <w:t>Рисунок 1.2.4</w:t>
+      </w:r>
+      <w:r>
+        <w:t xml:space="preserve"> </w:t>
+      </w:r>
+      <w:r>
+        <w:t>–</w:t>
+      </w:r>
+      <w:r>
+        <w:t xml:space="preserve"> </w:t>
+      </w:r>
+      <w:r>
+        <w:t>Итоговый вид рез</w:t>
+      </w:r>
+      <w:r>
+        <w:t>у</w:t>
+      </w:r>
+      <w:r>
+        <w:t>льтата работы счётчика</w:t>
+      </w:r>
+    </w:p>
+    <w:p>
+      <w:pPr>
+        <w:pStyle w:val="2"/>
+        <w:numPr>
+          <w:ilvl w:val="1"/>
+          <w:numId w:val="3"/>
+        </w:numPr>
+      </w:pPr>
+      <w:bookmarkStart w:id="5" w:name="_Класс_WorkManager"/>
+      <w:bookmarkEnd w:id="5"/>
+      <w:r>
+        <w:t xml:space="preserve">Класс </w:t>
+      </w:r>
+      <w:proofErr w:type="spellStart"/>
+      <w:r>
+        <w:t>WorkManager</w:t>
+      </w:r>
+      <w:proofErr w:type="spellEnd"/>
+    </w:p>
+    <w:p>
+      <w:r>
+        <w:t xml:space="preserve">Одним из современных инструментов организации параллельного выполнения потоков в </w:t>
+      </w:r>
+      <w:proofErr w:type="spellStart"/>
+      <w:r>
+        <w:t>Android</w:t>
+      </w:r>
+      <w:proofErr w:type="spellEnd"/>
+      <w:r>
+        <w:t xml:space="preserve"> является класс </w:t>
+      </w:r>
+      <w:proofErr w:type="spellStart"/>
+      <w:r>
+        <w:t>WorkManager</w:t>
+      </w:r>
+      <w:proofErr w:type="spellEnd"/>
+      <w:r>
+        <w:t xml:space="preserve">. С его помощью можно запускать последовательные и параллельные фоновые задачи, получать из них результат, передавать в них данные, отслеживать статус их выполнения и т.п. При этом возможностью запуска параллельных задач инструментарий класса не ограничивается. </w:t>
+      </w:r>
+      <w:proofErr w:type="spellStart"/>
+      <w:r>
+        <w:t>WorkManager</w:t>
+      </w:r>
+      <w:proofErr w:type="spellEnd"/>
+      <w:r>
+        <w:t xml:space="preserve"> – довольно </w:t>
+      </w:r>
+      <w:r>
+        <w:lastRenderedPageBreak/>
+        <w:t>простая, при этом достаточно гибкая библиотека, обладающая множеством дополнительных преимуществ, к которым можно отнести:</w:t>
+      </w:r>
+    </w:p>
+    <w:p>
+      <w:pPr>
+        <w:pStyle w:val="a"/>
+      </w:pPr>
       <w:proofErr w:type="gramStart"/>
       <w:r>
-        <w:t>doWork</w:t>
-      </w:r>
-      <w:proofErr w:type="spellEnd"/>
-      <w:r>
-        <w:t>(</w:t>
+        <w:t>поддержка</w:t>
       </w:r>
       <w:proofErr w:type="gramEnd"/>
       <w:r>
-        <w:t>)</w:t>
-      </w:r>
-      <w:r>
-        <w:t xml:space="preserve"> (рисунок 1.3.3).</w:t>
-      </w:r>
-    </w:p>
-    <w:p/>
+        <w:t xml:space="preserve"> разовых и периодических асинхронных задач;</w:t>
+      </w:r>
+    </w:p>
+    <w:p>
+      <w:pPr>
+        <w:pStyle w:val="a"/>
+      </w:pPr>
+      <w:proofErr w:type="gramStart"/>
+      <w:r>
+        <w:t>выполнение</w:t>
+      </w:r>
+      <w:proofErr w:type="gramEnd"/>
+      <w:r>
+        <w:t xml:space="preserve"> фоновых задач с учетом ограничений (например, состояние сети, наличие памяти для хранения данных, статус зарядки и др.);</w:t>
+      </w:r>
+    </w:p>
+    <w:p>
+      <w:pPr>
+        <w:pStyle w:val="a"/>
+      </w:pPr>
+      <w:proofErr w:type="gramStart"/>
+      <w:r>
+        <w:t>возможность</w:t>
+      </w:r>
+      <w:proofErr w:type="gramEnd"/>
+      <w:r>
+        <w:t xml:space="preserve"> объединения сложных рабочих запросов в единую цепочку;</w:t>
+      </w:r>
+    </w:p>
+    <w:p>
+      <w:pPr>
+        <w:pStyle w:val="a"/>
+      </w:pPr>
+      <w:proofErr w:type="gramStart"/>
+      <w:r>
+        <w:t>возможность</w:t>
+      </w:r>
+      <w:proofErr w:type="gramEnd"/>
+      <w:r>
+        <w:t xml:space="preserve"> использования выходных данных одной задачи в качестве входных данных для следующей;</w:t>
+      </w:r>
+    </w:p>
+    <w:p>
+      <w:pPr>
+        <w:pStyle w:val="a"/>
+      </w:pPr>
+      <w:proofErr w:type="gramStart"/>
+      <w:r>
+        <w:t>поддержка</w:t>
+      </w:r>
+      <w:proofErr w:type="gramEnd"/>
+      <w:r>
+        <w:t xml:space="preserve"> </w:t>
+      </w:r>
+      <w:proofErr w:type="spellStart"/>
+      <w:r>
+        <w:t>LiveData</w:t>
+      </w:r>
+      <w:proofErr w:type="spellEnd"/>
+      <w:r>
+        <w:t xml:space="preserve"> для удобного отображения состояния рабочего запроса в пользовательском интерфейсе.</w:t>
+      </w:r>
+    </w:p>
+    <w:p>
+      <w:r>
+        <w:t>При этом инструментарий класса достаточно простой в использовании.</w:t>
+      </w:r>
+    </w:p>
+    <w:p>
+      <w:r>
+        <w:t xml:space="preserve">Давайте рассмотрим пример, в котором используется задержка времени в качестве имитации, к примеру, загрузки файла из интернета. При этом есть возможность запустить процесс скачивания как в потоке, так и без. При нажатии кнопки «Начать не в потоке» процесс загрузки затормозит основной поток, в связи с чем экран устройства станет полностью </w:t>
+      </w:r>
+      <w:proofErr w:type="spellStart"/>
+      <w:r>
+        <w:t>некликабельным</w:t>
+      </w:r>
+      <w:proofErr w:type="spellEnd"/>
+      <w:r>
+        <w:t xml:space="preserve"> и выведется сообщение ANR. В случае нажатия кнопки «Начать в потоке» процесс загрузки начнется в асинхронном потоке и основной интерфейс не будет заморожен, в том числе </w:t>
+      </w:r>
+      <w:proofErr w:type="spellStart"/>
+      <w:r>
+        <w:t>CheckBox</w:t>
+      </w:r>
+      <w:proofErr w:type="spellEnd"/>
+      <w:r>
+        <w:t xml:space="preserve"> будет свободно нажиматься.</w:t>
+      </w:r>
+    </w:p>
+    <w:p>
+      <w:r>
+        <w:t>В проекте в разделе</w:t>
+      </w:r>
+      <w:r>
+        <w:t xml:space="preserve"> </w:t>
+      </w:r>
+      <w:proofErr w:type="spellStart"/>
+      <w:r>
+        <w:t>dependencies</w:t>
+      </w:r>
+      <w:proofErr w:type="spellEnd"/>
+      <w:r>
+        <w:t xml:space="preserve"> сборщика </w:t>
+      </w:r>
+      <w:proofErr w:type="spellStart"/>
+      <w:r>
+        <w:t>gradle</w:t>
+      </w:r>
+      <w:proofErr w:type="spellEnd"/>
+      <w:r>
+        <w:t xml:space="preserve"> необходимо добавить строчку с </w:t>
+      </w:r>
+      <w:r>
+        <w:t xml:space="preserve">реализацией </w:t>
+      </w:r>
+      <w:r>
+        <w:t>необходимого класса</w:t>
+      </w:r>
+      <w:r>
+        <w:t xml:space="preserve"> (рисунок 1.3.1).</w:t>
+      </w:r>
+    </w:p>
     <w:p>
       <w:pPr>
         <w:ind w:firstLine="0"/>
         <w:jc w:val="center"/>
-        <w:rPr>
-          <w:lang w:val="en-US"/>
-        </w:rPr>
-      </w:pPr>
-      <w:r>
-        <w:rPr>
-          <w:lang w:val="en-US"/>
-        </w:rPr>
+      </w:pPr>
+      <w:r>
         <w:lastRenderedPageBreak/>
-        <w:drawing>
-          <wp:inline distT="0" distB="0" distL="0" distR="0" wp14:anchorId="6AD4C26E" wp14:editId="474CD1C9">
-            <wp:extent cx="5362716" cy="5854535"/>
-            <wp:effectExtent l="0" t="0" r="0" b="0"/>
-            <wp:docPr id="48" name="Рисунок 48"/>
-            <wp:cNvGraphicFramePr>
-              <a:graphicFrameLocks xmlns:a="http://schemas.openxmlformats.org/drawingml/2006/main" noChangeAspect="1"/>
-            </wp:cNvGraphicFramePr>
-            <a:graphic xmlns:a="http://schemas.openxmlformats.org/drawingml/2006/main">
-              <a:graphicData uri="http://schemas.openxmlformats.org/drawingml/2006/picture">
-                <pic:pic xmlns:pic="http://schemas.openxmlformats.org/drawingml/2006/picture">
-                  <pic:nvPicPr>
-                    <pic:cNvPr id="1" name=""/>
-                    <pic:cNvPicPr/>
-                  </pic:nvPicPr>
-                  <pic:blipFill>
-                    <a:blip r:embed="rId17"/>
-                    <a:stretch>
-                      <a:fillRect/>
-                    </a:stretch>
-                  </pic:blipFill>
-                  <pic:spPr>
-                    <a:xfrm>
-                      <a:off x="0" y="0"/>
-                      <a:ext cx="5386687" cy="5880704"/>
-                    </a:xfrm>
-                    <a:prstGeom prst="rect">
-                      <a:avLst/>
-                    </a:prstGeom>
-                  </pic:spPr>
-                </pic:pic>
-              </a:graphicData>
-            </a:graphic>
-          </wp:inline>
-        </w:drawing>
+        <w:pict>
+          <v:shape id="_x0000_i1026" type="#_x0000_t75" style="width:452.1pt;height:219.35pt">
+            <v:imagedata r:id="rId17" o:title="implementation"/>
+          </v:shape>
+        </w:pict>
       </w:r>
     </w:p>
     <w:p>
       <w:pPr>
         <w:pStyle w:val="4"/>
-        <w:rPr>
-          <w:lang w:val="en-US"/>
-        </w:rPr>
-      </w:pPr>
-      <w:r>
-        <w:t xml:space="preserve">Рисунок 1.3.3 </w:t>
-      </w:r>
-      <w:r>
-        <w:t>–</w:t>
-      </w:r>
+      </w:pPr>
+      <w:r>
+        <w:t>Рисунок 1.3.1 – Добавление необходимого класса в систему сборки</w:t>
+      </w:r>
+    </w:p>
+    <w:p>
+      <w:r>
+        <w:t xml:space="preserve">После добавления зависимости необходимо синхронизировать изменения, нажав </w:t>
+      </w:r>
+      <w:proofErr w:type="spellStart"/>
+      <w:r>
+        <w:t>Sync</w:t>
+      </w:r>
+      <w:proofErr w:type="spellEnd"/>
       <w:r>
         <w:t xml:space="preserve"> </w:t>
       </w:r>
-      <w:r>
-        <w:t xml:space="preserve">Реализация логики работы класса </w:t>
-      </w:r>
-      <w:proofErr w:type="spellStart"/>
-      <w:r>
-        <w:rPr>
-          <w:lang w:val="en-US"/>
-        </w:rPr>
-        <w:t>MyWorker</w:t>
-      </w:r>
-      <w:proofErr w:type="spellEnd"/>
-    </w:p>
-    <w:p>
-      <w:r>
-        <w:t xml:space="preserve">В метод </w:t>
-      </w:r>
-      <w:proofErr w:type="spellStart"/>
-      <w:proofErr w:type="gramStart"/>
-      <w:r>
-        <w:t>doWork</w:t>
-      </w:r>
-      <w:proofErr w:type="spellEnd"/>
-      <w:r>
-        <w:t>(</w:t>
-      </w:r>
-      <w:proofErr w:type="gramEnd"/>
-      <w:r>
-        <w:t xml:space="preserve">) необходимо поместить код, который будет выполнен в параллельном потоке. В данном случае просто используется задержка времени в качестве имитации длительной задачи. Метод возвращает результат </w:t>
-      </w:r>
-      <w:proofErr w:type="spellStart"/>
-      <w:r>
-        <w:t>Worker.Result.success</w:t>
-      </w:r>
-      <w:proofErr w:type="spellEnd"/>
-      <w:r>
-        <w:t xml:space="preserve">(), означающий успешное выполнение задачи. При этом код метода </w:t>
-      </w:r>
-      <w:proofErr w:type="spellStart"/>
-      <w:proofErr w:type="gramStart"/>
-      <w:r>
-        <w:t>doWork</w:t>
-      </w:r>
-      <w:proofErr w:type="spellEnd"/>
-      <w:r>
-        <w:t>(</w:t>
-      </w:r>
-      <w:proofErr w:type="gramEnd"/>
-      <w:r>
-        <w:t>) будет выполнен не в UI потоке. Могут быть следующие варианты:</w:t>
-      </w:r>
-    </w:p>
-    <w:p>
-      <w:pPr>
-        <w:pStyle w:val="a"/>
-      </w:pPr>
-      <w:proofErr w:type="spellStart"/>
-      <w:r>
-        <w:t>Result.success</w:t>
-      </w:r>
-      <w:proofErr w:type="spellEnd"/>
-      <w:r>
-        <w:t>(): Работа успешно завершена</w:t>
-      </w:r>
-      <w:r>
-        <w:t>;</w:t>
-      </w:r>
-    </w:p>
-    <w:p>
-      <w:pPr>
-        <w:pStyle w:val="a"/>
-      </w:pPr>
-      <w:proofErr w:type="spellStart"/>
-      <w:r>
-        <w:t>Result.failure</w:t>
-      </w:r>
-      <w:proofErr w:type="spellEnd"/>
-      <w:r>
-        <w:t>(): Работа завершилась неудачей;</w:t>
-      </w:r>
-    </w:p>
-    <w:p>
-      <w:pPr>
-        <w:pStyle w:val="a"/>
-      </w:pPr>
-      <w:proofErr w:type="spellStart"/>
-      <w:r>
-        <w:t>Result.retry</w:t>
-      </w:r>
-      <w:proofErr w:type="spellEnd"/>
-      <w:r>
-        <w:t>(): Работа завершилась неудачей, и ее следует попробовать в другой раз.</w:t>
-      </w:r>
-    </w:p>
-    <w:p>
-      <w:r>
-        <w:lastRenderedPageBreak/>
-        <w:t xml:space="preserve">Для создания параллельной задачи в классе активности объект </w:t>
-      </w:r>
-      <w:proofErr w:type="spellStart"/>
-      <w:r>
-        <w:t>MyWorker</w:t>
-      </w:r>
-      <w:proofErr w:type="spellEnd"/>
-      <w:r>
-        <w:t xml:space="preserve"> нужно обернуть в </w:t>
-      </w:r>
-      <w:proofErr w:type="spellStart"/>
-      <w:r>
-        <w:t>WorkRequest</w:t>
-      </w:r>
-      <w:proofErr w:type="spellEnd"/>
-      <w:r>
-        <w:t>, который позволяет нам задать условия запуска и входные параметры к задаче</w:t>
-      </w:r>
-      <w:r>
-        <w:t xml:space="preserve"> (</w:t>
-      </w:r>
-      <w:r>
-        <w:t>рисунок 1.3.4</w:t>
-      </w:r>
-      <w:r>
-        <w:t>)</w:t>
-      </w:r>
+      <w:proofErr w:type="spellStart"/>
+      <w:r>
+        <w:t>Now</w:t>
+      </w:r>
+      <w:proofErr w:type="spellEnd"/>
       <w:r>
         <w:t>.</w:t>
+      </w:r>
+    </w:p>
+    <w:p>
+      <w:r>
+        <w:t>Приложение будет состоять из одной активности (рисунок 1.3.2).</w:t>
       </w:r>
     </w:p>
     <w:p>
@@ -3251,11 +2908,15 @@
         <w:jc w:val="center"/>
       </w:pPr>
       <w:r>
+        <w:rPr>
+          <w:noProof/>
+          <w:lang w:eastAsia="ru-RU"/>
+        </w:rPr>
         <w:drawing>
-          <wp:inline distT="0" distB="0" distL="0" distR="0" wp14:anchorId="79DA7930" wp14:editId="36D6AF3E">
-            <wp:extent cx="4077269" cy="543001"/>
-            <wp:effectExtent l="0" t="0" r="0" b="9525"/>
-            <wp:docPr id="49" name="Рисунок 49"/>
+          <wp:inline distT="0" distB="0" distL="0" distR="0" wp14:anchorId="129F2E7E" wp14:editId="7FC762D9">
+            <wp:extent cx="5760720" cy="3595370"/>
+            <wp:effectExtent l="0" t="0" r="0" b="5080"/>
+            <wp:docPr id="47" name="Рисунок 47"/>
             <wp:cNvGraphicFramePr>
               <a:graphicFrameLocks xmlns:a="http://schemas.openxmlformats.org/drawingml/2006/main" noChangeAspect="1"/>
             </wp:cNvGraphicFramePr>
@@ -3275,7 +2936,7 @@
                   <pic:spPr>
                     <a:xfrm>
                       <a:off x="0" y="0"/>
-                      <a:ext cx="4077269" cy="543001"/>
+                      <a:ext cx="5760720" cy="3595370"/>
                     </a:xfrm>
                     <a:prstGeom prst="rect">
                       <a:avLst/>
@@ -3293,117 +2954,55 @@
         <w:pStyle w:val="4"/>
       </w:pPr>
       <w:r>
-        <w:t>Рисунок 1.3.4 – Подготовка к созданию параллельной задачи</w:t>
-      </w:r>
-    </w:p>
-    <w:p>
-      <w:r>
-        <w:t xml:space="preserve">Пока что мы ничего не задаем, а просто создаем </w:t>
-      </w:r>
-      <w:proofErr w:type="spellStart"/>
-      <w:r>
-        <w:t>OneTimeWorkRequest</w:t>
-      </w:r>
-      <w:proofErr w:type="spellEnd"/>
-      <w:r>
-        <w:t xml:space="preserve">, которому говорим, что запускать надо будет задачу </w:t>
-      </w:r>
-      <w:proofErr w:type="spellStart"/>
-      <w:r>
-        <w:t>MyWorker</w:t>
-      </w:r>
-      <w:proofErr w:type="spellEnd"/>
-      <w:r>
-        <w:t xml:space="preserve">. Есть два типа </w:t>
-      </w:r>
-      <w:proofErr w:type="spellStart"/>
-      <w:r>
-        <w:t>WorkRequests</w:t>
-      </w:r>
-      <w:proofErr w:type="spellEnd"/>
-      <w:r>
-        <w:t>:</w:t>
-      </w:r>
-    </w:p>
-    <w:p>
-      <w:pPr>
-        <w:pStyle w:val="a"/>
-      </w:pPr>
-      <w:proofErr w:type="spellStart"/>
-      <w:r>
-        <w:t>OneTimeWorkRequest</w:t>
-      </w:r>
-      <w:proofErr w:type="spellEnd"/>
-      <w:r>
-        <w:t xml:space="preserve"> – подразумевает</w:t>
-      </w:r>
-      <w:r>
-        <w:t xml:space="preserve"> разовое выполнение </w:t>
-      </w:r>
-      <w:proofErr w:type="spellStart"/>
-      <w:r>
-        <w:t>WorkRequest</w:t>
-      </w:r>
-      <w:proofErr w:type="spellEnd"/>
-      <w:r>
-        <w:t>;</w:t>
-      </w:r>
-    </w:p>
-    <w:p>
-      <w:pPr>
-        <w:pStyle w:val="a"/>
-      </w:pPr>
-      <w:proofErr w:type="spellStart"/>
-      <w:r>
-        <w:t>PeriodicWorkRequest</w:t>
-      </w:r>
-      <w:proofErr w:type="spellEnd"/>
-      <w:r>
-        <w:t xml:space="preserve"> – </w:t>
-      </w:r>
-      <w:proofErr w:type="spellStart"/>
-      <w:r>
-        <w:t>WorkRequest</w:t>
-      </w:r>
-      <w:proofErr w:type="spellEnd"/>
-      <w:r>
-        <w:t>, который будет повторяться в цикле</w:t>
-      </w:r>
-      <w:r>
-        <w:t>.</w:t>
-      </w:r>
-    </w:p>
-    <w:p>
-      <w:r>
-        <w:t>Теперь можно запускать задачу</w:t>
-      </w:r>
-      <w:r>
-        <w:t xml:space="preserve">, предварительно подготовив к этому </w:t>
-      </w:r>
-      <w:r>
-        <w:rPr>
-          <w:lang w:val="en-US"/>
-        </w:rPr>
-        <w:t>activity</w:t>
-      </w:r>
-      <w:r>
-        <w:t xml:space="preserve"> (рисунок 1.3.5)</w:t>
-      </w:r>
-      <w:r>
-        <w:t>.</w:t>
-      </w:r>
-    </w:p>
+        <w:t>Рисунок 1.3.2 – Кодовый и графический вид активности приложения</w:t>
+      </w:r>
+    </w:p>
+    <w:p>
+      <w:r>
+        <w:t xml:space="preserve">Для организации параллельного потока необходимо создать класс, который будет наследоваться от класса </w:t>
+      </w:r>
+      <w:proofErr w:type="spellStart"/>
+      <w:r>
+        <w:t>Worker</w:t>
+      </w:r>
+      <w:proofErr w:type="spellEnd"/>
+      <w:r>
+        <w:t xml:space="preserve"> и определить метод </w:t>
+      </w:r>
+      <w:proofErr w:type="spellStart"/>
+      <w:proofErr w:type="gramStart"/>
+      <w:r>
+        <w:t>doWork</w:t>
+      </w:r>
+      <w:proofErr w:type="spellEnd"/>
+      <w:r>
+        <w:t>(</w:t>
+      </w:r>
+      <w:proofErr w:type="gramEnd"/>
+      <w:r>
+        <w:t>) (рисунок 1.3.3).</w:t>
+      </w:r>
+    </w:p>
+    <w:p/>
     <w:p>
       <w:pPr>
         <w:ind w:firstLine="0"/>
         <w:jc w:val="center"/>
-      </w:pPr>
-      <w:r>
+        <w:rPr>
+          <w:lang w:val="en-US"/>
+        </w:rPr>
+      </w:pPr>
+      <w:r>
+        <w:rPr>
+          <w:noProof/>
+          <w:lang w:eastAsia="ru-RU"/>
+        </w:rPr>
+        <w:lastRenderedPageBreak/>
         <w:drawing>
-          <wp:inline distT="0" distB="0" distL="0" distR="0" wp14:anchorId="6AE6C4D2" wp14:editId="1A3D9497">
-            <wp:extent cx="4684530" cy="4940135"/>
-            <wp:effectExtent l="0" t="0" r="1905" b="0"/>
-            <wp:docPr id="50" name="Рисунок 50"/>
+          <wp:inline distT="0" distB="0" distL="0" distR="0" wp14:anchorId="1F281F30" wp14:editId="61412DC2">
+            <wp:extent cx="5362716" cy="5854535"/>
+            <wp:effectExtent l="0" t="0" r="0" b="0"/>
+            <wp:docPr id="48" name="Рисунок 48"/>
             <wp:cNvGraphicFramePr>
               <a:graphicFrameLocks xmlns:a="http://schemas.openxmlformats.org/drawingml/2006/main" noChangeAspect="1"/>
             </wp:cNvGraphicFramePr>
@@ -3423,7 +3022,7 @@
                   <pic:spPr>
                     <a:xfrm>
                       <a:off x="0" y="0"/>
-                      <a:ext cx="4703178" cy="4959801"/>
+                      <a:ext cx="5386687" cy="5880704"/>
                     </a:xfrm>
                     <a:prstGeom prst="rect">
                       <a:avLst/>
@@ -3441,7 +3040,7 @@
         <w:pStyle w:val="4"/>
       </w:pPr>
       <w:r>
-        <w:t xml:space="preserve">Рисунок 1.3.5 </w:t>
+        <w:t xml:space="preserve">Рисунок 1.3.3 </w:t>
       </w:r>
       <w:r>
         <w:t>–</w:t>
@@ -3450,32 +3049,123 @@
         <w:t xml:space="preserve"> </w:t>
       </w:r>
       <w:r>
-        <w:t>Реализация логики запуска нескольких задач</w:t>
+        <w:t xml:space="preserve">Реализация логики работы класса </w:t>
+      </w:r>
+      <w:proofErr w:type="spellStart"/>
+      <w:r>
+        <w:rPr>
+          <w:lang w:val="en-US"/>
+        </w:rPr>
+        <w:t>MyWorker</w:t>
+      </w:r>
+      <w:proofErr w:type="spellEnd"/>
+    </w:p>
+    <w:p>
+      <w:r>
+        <w:t xml:space="preserve">В метод </w:t>
+      </w:r>
+      <w:proofErr w:type="spellStart"/>
+      <w:proofErr w:type="gramStart"/>
+      <w:r>
+        <w:t>doWork</w:t>
+      </w:r>
+      <w:proofErr w:type="spellEnd"/>
+      <w:r>
+        <w:t>(</w:t>
+      </w:r>
+      <w:proofErr w:type="gramEnd"/>
+      <w:r>
+        <w:t xml:space="preserve">) необходимо поместить код, который будет выполнен в параллельном потоке. В данном случае просто используется задержка времени в качестве имитации длительной задачи. Метод возвращает результат </w:t>
+      </w:r>
+      <w:proofErr w:type="spellStart"/>
+      <w:r>
+        <w:t>Worker.Result.success</w:t>
+      </w:r>
+      <w:proofErr w:type="spellEnd"/>
+      <w:r>
+        <w:t xml:space="preserve">(), означающий успешное выполнение задачи. При этом код метода </w:t>
+      </w:r>
+      <w:proofErr w:type="spellStart"/>
+      <w:proofErr w:type="gramStart"/>
+      <w:r>
+        <w:t>doWork</w:t>
+      </w:r>
+      <w:proofErr w:type="spellEnd"/>
+      <w:r>
+        <w:t>(</w:t>
+      </w:r>
+      <w:proofErr w:type="gramEnd"/>
+      <w:r>
+        <w:t>) будет выполнен не в UI потоке. Могут быть следующие варианты:</w:t>
+      </w:r>
+    </w:p>
+    <w:p>
+      <w:pPr>
+        <w:pStyle w:val="a"/>
+      </w:pPr>
+      <w:proofErr w:type="spellStart"/>
+      <w:r>
+        <w:t>Result.success</w:t>
+      </w:r>
+      <w:proofErr w:type="spellEnd"/>
+      <w:r>
+        <w:t>(): Работа успешно завершена;</w:t>
+      </w:r>
+    </w:p>
+    <w:p>
+      <w:pPr>
+        <w:pStyle w:val="a"/>
+      </w:pPr>
+      <w:proofErr w:type="spellStart"/>
+      <w:r>
+        <w:t>Result.failure</w:t>
+      </w:r>
+      <w:proofErr w:type="spellEnd"/>
+      <w:r>
+        <w:t>(): Работа завершилась неудачей;</w:t>
+      </w:r>
+    </w:p>
+    <w:p>
+      <w:pPr>
+        <w:pStyle w:val="a"/>
+      </w:pPr>
+      <w:proofErr w:type="spellStart"/>
+      <w:r>
+        <w:t>Result.retry</w:t>
+      </w:r>
+      <w:proofErr w:type="spellEnd"/>
+      <w:r>
+        <w:t>(): Работа завершилась неудачей, и ее следует попробовать в другой раз.</w:t>
       </w:r>
     </w:p>
     <w:p>
       <w:r>
         <w:lastRenderedPageBreak/>
-        <w:t xml:space="preserve">Когда мы запускаем задачу, нам может понадобиться передать в нее данные и получить обратно результат. Для этих целей служит объект типа </w:t>
-      </w:r>
-      <w:proofErr w:type="spellStart"/>
-      <w:r>
-        <w:t>Data</w:t>
-      </w:r>
-      <w:proofErr w:type="spellEnd"/>
-      <w:r>
-        <w:rPr>
-          <w:lang w:val="en-US"/>
-        </w:rPr>
+        <w:t xml:space="preserve">Для создания параллельной задачи в классе активности объект </w:t>
+      </w:r>
+      <w:proofErr w:type="spellStart"/>
+      <w:r>
+        <w:t>MyWorker</w:t>
+      </w:r>
+      <w:proofErr w:type="spellEnd"/>
+      <w:r>
+        <w:t xml:space="preserve"> нужно обернуть в </w:t>
+      </w:r>
+      <w:proofErr w:type="spellStart"/>
+      <w:r>
+        <w:t>WorkRequest</w:t>
+      </w:r>
+      <w:proofErr w:type="spellEnd"/>
+      <w:r>
+        <w:t>, который позволяет нам задать условия запуска и входные параметры к задаче</w:t>
+      </w:r>
+      <w:r>
         <w:t xml:space="preserve"> (</w:t>
       </w:r>
       <w:r>
-        <w:t>рисунок 1.3.6</w:t>
-      </w:r>
-      <w:r>
-        <w:rPr>
-          <w:lang w:val="en-US"/>
-        </w:rPr>
+        <w:t>рисунок 1.3.4</w:t>
+      </w:r>
+      <w:r>
         <w:t>)</w:t>
       </w:r>
       <w:r>
@@ -3488,11 +3178,15 @@
         <w:jc w:val="center"/>
       </w:pPr>
       <w:r>
+        <w:rPr>
+          <w:noProof/>
+          <w:lang w:eastAsia="ru-RU"/>
+        </w:rPr>
         <w:drawing>
-          <wp:inline distT="0" distB="0" distL="0" distR="0" wp14:anchorId="67796B7E" wp14:editId="4D8ACBFA">
-            <wp:extent cx="5125165" cy="1267002"/>
+          <wp:inline distT="0" distB="0" distL="0" distR="0" wp14:anchorId="1C854398" wp14:editId="3F7EE913">
+            <wp:extent cx="4077269" cy="543001"/>
             <wp:effectExtent l="0" t="0" r="0" b="9525"/>
-            <wp:docPr id="54" name="Рисунок 54"/>
+            <wp:docPr id="49" name="Рисунок 49"/>
             <wp:cNvGraphicFramePr>
               <a:graphicFrameLocks xmlns:a="http://schemas.openxmlformats.org/drawingml/2006/main" noChangeAspect="1"/>
             </wp:cNvGraphicFramePr>
@@ -3512,7 +3206,7 @@
                   <pic:spPr>
                     <a:xfrm>
                       <a:off x="0" y="0"/>
-                      <a:ext cx="5125165" cy="1267002"/>
+                      <a:ext cx="4077269" cy="543001"/>
                     </a:xfrm>
                     <a:prstGeom prst="rect">
                       <a:avLst/>
@@ -3530,36 +3224,92 @@
         <w:pStyle w:val="4"/>
       </w:pPr>
       <w:r>
-        <w:t>Р</w:t>
-      </w:r>
-      <w:r>
-        <w:t>исунок 1.3.6</w:t>
-      </w:r>
-      <w:r>
-        <w:t xml:space="preserve"> – Отправление входных данных в задачу</w:t>
-      </w:r>
-    </w:p>
-    <w:p>
-      <w:r>
-        <w:t>Когда задача будет запущена, то внутри ее (в MyWorker.java) мы можем получить эти входные данные</w:t>
-      </w:r>
-      <w:r>
-        <w:t xml:space="preserve">, а также сделать, так, чтобы задача вернула данные – для этого необходимо передать их в метод </w:t>
+        <w:t>Рисунок 1.3.4 – Подготовка к созданию параллельной задачи</w:t>
+      </w:r>
+    </w:p>
+    <w:p>
+      <w:r>
+        <w:t xml:space="preserve">Пока что мы ничего не задаем, а просто создаем </w:t>
+      </w:r>
+      <w:proofErr w:type="spellStart"/>
+      <w:r>
+        <w:t>OneTimeWorkRequest</w:t>
+      </w:r>
+      <w:proofErr w:type="spellEnd"/>
+      <w:r>
+        <w:t xml:space="preserve">, которому говорим, что запускать надо будет задачу </w:t>
+      </w:r>
+      <w:proofErr w:type="spellStart"/>
+      <w:r>
+        <w:t>MyWorker</w:t>
+      </w:r>
+      <w:proofErr w:type="spellEnd"/>
+      <w:r>
+        <w:t xml:space="preserve">. Есть два типа </w:t>
+      </w:r>
+      <w:proofErr w:type="spellStart"/>
+      <w:r>
+        <w:t>WorkRequests</w:t>
+      </w:r>
+      <w:proofErr w:type="spellEnd"/>
+      <w:r>
+        <w:t>:</w:t>
+      </w:r>
+    </w:p>
+    <w:p>
+      <w:pPr>
+        <w:pStyle w:val="a"/>
+      </w:pPr>
+      <w:proofErr w:type="spellStart"/>
+      <w:r>
+        <w:t>OneTimeWorkRequest</w:t>
+      </w:r>
+      <w:proofErr w:type="spellEnd"/>
+      <w:r>
+        <w:t xml:space="preserve"> – подразумевает разовое выполнение </w:t>
+      </w:r>
+      <w:proofErr w:type="spellStart"/>
+      <w:r>
+        <w:t>WorkRequest</w:t>
+      </w:r>
+      <w:proofErr w:type="spellEnd"/>
+      <w:r>
+        <w:t>;</w:t>
+      </w:r>
+    </w:p>
+    <w:p>
+      <w:pPr>
+        <w:pStyle w:val="a"/>
+      </w:pPr>
+      <w:proofErr w:type="spellStart"/>
+      <w:r>
+        <w:t>PeriodicWorkRequest</w:t>
+      </w:r>
+      <w:proofErr w:type="spellEnd"/>
+      <w:r>
+        <w:t xml:space="preserve"> – </w:t>
+      </w:r>
+      <w:proofErr w:type="spellStart"/>
+      <w:r>
+        <w:t>WorkRequest</w:t>
+      </w:r>
+      <w:proofErr w:type="spellEnd"/>
+      <w:r>
+        <w:t>, который будет повторяться в цикле.</w:t>
+      </w:r>
+    </w:p>
+    <w:p>
+      <w:r>
+        <w:t xml:space="preserve">Теперь можно запускать задачу, предварительно подготовив к этому </w:t>
       </w:r>
       <w:r>
         <w:rPr>
           <w:lang w:val="en-US"/>
         </w:rPr>
-        <w:t>success</w:t>
-      </w:r>
-      <w:r>
-        <w:t xml:space="preserve"> (рисунок </w:t>
-      </w:r>
-      <w:r>
-        <w:t>1.3.7</w:t>
-      </w:r>
-      <w:r>
-        <w:t>)</w:t>
+        <w:t>activity</w:t>
+      </w:r>
+      <w:r>
+        <w:t xml:space="preserve"> (рисунок 1.3.5)</w:t>
       </w:r>
       <w:r>
         <w:t>.</w:t>
@@ -3571,11 +3321,15 @@
         <w:jc w:val="center"/>
       </w:pPr>
       <w:r>
+        <w:rPr>
+          <w:noProof/>
+          <w:lang w:eastAsia="ru-RU"/>
+        </w:rPr>
         <w:drawing>
-          <wp:inline distT="0" distB="0" distL="0" distR="0" wp14:anchorId="5247528B" wp14:editId="37EAC2D8">
-            <wp:extent cx="5486400" cy="5173133"/>
-            <wp:effectExtent l="0" t="0" r="0" b="8890"/>
-            <wp:docPr id="53" name="Рисунок 53"/>
+          <wp:inline distT="0" distB="0" distL="0" distR="0" wp14:anchorId="02C042FE" wp14:editId="24D6A985">
+            <wp:extent cx="4684530" cy="4940135"/>
+            <wp:effectExtent l="0" t="0" r="1905" b="0"/>
+            <wp:docPr id="50" name="Рисунок 50"/>
             <wp:cNvGraphicFramePr>
               <a:graphicFrameLocks xmlns:a="http://schemas.openxmlformats.org/drawingml/2006/main" noChangeAspect="1"/>
             </wp:cNvGraphicFramePr>
@@ -3595,7 +3349,7 @@
                   <pic:spPr>
                     <a:xfrm>
                       <a:off x="0" y="0"/>
-                      <a:ext cx="5490557" cy="5177052"/>
+                      <a:ext cx="4703178" cy="4959801"/>
                     </a:xfrm>
                     <a:prstGeom prst="rect">
                       <a:avLst/>
@@ -3613,46 +3367,42 @@
         <w:pStyle w:val="4"/>
       </w:pPr>
       <w:r>
-        <w:t xml:space="preserve">Рисунок 1.3.7 – Реализация логики обработки данных </w:t>
-      </w:r>
-      <w:r>
-        <w:t>задачи</w:t>
+        <w:t xml:space="preserve">Рисунок 1.3.5 </w:t>
+      </w:r>
+      <w:r>
+        <w:t>–</w:t>
       </w:r>
       <w:r>
         <w:t xml:space="preserve"> </w:t>
       </w:r>
       <w:r>
-        <w:t xml:space="preserve">в классе </w:t>
-      </w:r>
-      <w:proofErr w:type="spellStart"/>
+        <w:t>Реализация логики запуска нескольких задач</w:t>
+      </w:r>
+    </w:p>
+    <w:p>
+      <w:r>
+        <w:lastRenderedPageBreak/>
+        <w:t xml:space="preserve">Когда мы запускаем задачу, нам может понадобиться передать в нее данные и получить обратно результат. Для этих целей служит объект типа </w:t>
+      </w:r>
+      <w:proofErr w:type="spellStart"/>
+      <w:r>
+        <w:t>Data</w:t>
+      </w:r>
+      <w:proofErr w:type="spellEnd"/>
       <w:r>
         <w:rPr>
           <w:lang w:val="en-US"/>
         </w:rPr>
-        <w:t>MyWorker</w:t>
-      </w:r>
-      <w:proofErr w:type="spellEnd"/>
-    </w:p>
-    <w:p>
-      <w:r>
-        <w:lastRenderedPageBreak/>
-        <w:t xml:space="preserve">Эти выходные данные мы сможем получить из объекта </w:t>
-      </w:r>
-      <w:proofErr w:type="spellStart"/>
-      <w:r>
-        <w:t>WorkStatus</w:t>
-      </w:r>
-      <w:proofErr w:type="spellEnd"/>
-      <w:r>
-        <w:t xml:space="preserve"> в классе </w:t>
-      </w:r>
-      <w:proofErr w:type="spellStart"/>
-      <w:r>
-        <w:t>MainActivity</w:t>
-      </w:r>
-      <w:proofErr w:type="spellEnd"/>
-      <w:r>
-        <w:t xml:space="preserve"> (рисунок 1.3.8)</w:t>
+        <w:t xml:space="preserve"> (</w:t>
+      </w:r>
+      <w:r>
+        <w:t>рисунок 1.3.6</w:t>
+      </w:r>
+      <w:r>
+        <w:rPr>
+          <w:lang w:val="en-US"/>
+        </w:rPr>
+        <w:t>)</w:t>
       </w:r>
       <w:r>
         <w:t>.</w:t>
@@ -3664,11 +3414,15 @@
         <w:jc w:val="center"/>
       </w:pPr>
       <w:r>
+        <w:rPr>
+          <w:noProof/>
+          <w:lang w:eastAsia="ru-RU"/>
+        </w:rPr>
         <w:drawing>
-          <wp:inline distT="0" distB="0" distL="0" distR="0" wp14:anchorId="29BB5EB0" wp14:editId="0EA06925">
-            <wp:extent cx="5760720" cy="1922780"/>
-            <wp:effectExtent l="0" t="0" r="0" b="1270"/>
-            <wp:docPr id="52" name="Рисунок 52"/>
+          <wp:inline distT="0" distB="0" distL="0" distR="0" wp14:anchorId="5A322357" wp14:editId="5082B126">
+            <wp:extent cx="5125165" cy="1267002"/>
+            <wp:effectExtent l="0" t="0" r="0" b="9525"/>
+            <wp:docPr id="54" name="Рисунок 54"/>
             <wp:cNvGraphicFramePr>
               <a:graphicFrameLocks xmlns:a="http://schemas.openxmlformats.org/drawingml/2006/main" noChangeAspect="1"/>
             </wp:cNvGraphicFramePr>
@@ -3688,7 +3442,7 @@
                   <pic:spPr>
                     <a:xfrm>
                       <a:off x="0" y="0"/>
-                      <a:ext cx="5760720" cy="1922780"/>
+                      <a:ext cx="5125165" cy="1267002"/>
                     </a:xfrm>
                     <a:prstGeom prst="rect">
                       <a:avLst/>
@@ -3706,23 +3460,36 @@
         <w:pStyle w:val="4"/>
       </w:pPr>
       <w:r>
-        <w:t>Рисунок 1.3.8</w:t>
-      </w:r>
-      <w:r>
-        <w:t xml:space="preserve"> – Получение данных из задачи</w:t>
-      </w:r>
-    </w:p>
-    <w:p>
-      <w:r>
-        <w:t xml:space="preserve">Также, существует возможность запускать параллельно и последовательно набор </w:t>
-      </w:r>
-      <w:proofErr w:type="spellStart"/>
-      <w:r>
-        <w:t>WorkRequest-ов</w:t>
-      </w:r>
-      <w:proofErr w:type="spellEnd"/>
-      <w:r>
-        <w:t xml:space="preserve"> (рисунок 1.3.9).</w:t>
+        <w:t>Р</w:t>
+      </w:r>
+      <w:r>
+        <w:t>исунок 1.3.6</w:t>
+      </w:r>
+      <w:r>
+        <w:t xml:space="preserve"> – Отправление входных данных в задачу</w:t>
+      </w:r>
+    </w:p>
+    <w:p>
+      <w:r>
+        <w:t xml:space="preserve">Когда задача будет запущена, то внутри ее (в MyWorker.java) мы можем получить эти входные данные, а также сделать, так, чтобы задача вернула данные – для этого необходимо передать их в метод </w:t>
+      </w:r>
+      <w:r>
+        <w:rPr>
+          <w:lang w:val="en-US"/>
+        </w:rPr>
+        <w:t>success</w:t>
+      </w:r>
+      <w:r>
+        <w:t xml:space="preserve"> (рисунок </w:t>
+      </w:r>
+      <w:r>
+        <w:t>1.3.7</w:t>
+      </w:r>
+      <w:r>
+        <w:t>)</w:t>
+      </w:r>
+      <w:r>
+        <w:t>.</w:t>
       </w:r>
     </w:p>
     <w:p>
@@ -3731,11 +3498,15 @@
         <w:jc w:val="center"/>
       </w:pPr>
       <w:r>
+        <w:rPr>
+          <w:noProof/>
+          <w:lang w:eastAsia="ru-RU"/>
+        </w:rPr>
         <w:drawing>
-          <wp:inline distT="0" distB="0" distL="0" distR="0" wp14:anchorId="5CA5ADFC" wp14:editId="03DE7FF2">
-            <wp:extent cx="5760720" cy="2988945"/>
-            <wp:effectExtent l="0" t="0" r="0" b="1905"/>
-            <wp:docPr id="51" name="Рисунок 51"/>
+          <wp:inline distT="0" distB="0" distL="0" distR="0" wp14:anchorId="40D2D1E7" wp14:editId="72CB4F40">
+            <wp:extent cx="5486400" cy="5173133"/>
+            <wp:effectExtent l="0" t="0" r="0" b="8890"/>
+            <wp:docPr id="53" name="Рисунок 53"/>
             <wp:cNvGraphicFramePr>
               <a:graphicFrameLocks xmlns:a="http://schemas.openxmlformats.org/drawingml/2006/main" noChangeAspect="1"/>
             </wp:cNvGraphicFramePr>
@@ -3755,6 +3526,174 @@
                   <pic:spPr>
                     <a:xfrm>
                       <a:off x="0" y="0"/>
+                      <a:ext cx="5490557" cy="5177052"/>
+                    </a:xfrm>
+                    <a:prstGeom prst="rect">
+                      <a:avLst/>
+                    </a:prstGeom>
+                  </pic:spPr>
+                </pic:pic>
+              </a:graphicData>
+            </a:graphic>
+          </wp:inline>
+        </w:drawing>
+      </w:r>
+    </w:p>
+    <w:p>
+      <w:pPr>
+        <w:pStyle w:val="4"/>
+      </w:pPr>
+      <w:r>
+        <w:t xml:space="preserve">Рисунок 1.3.7 – Реализация логики обработки данных </w:t>
+      </w:r>
+      <w:r>
+        <w:t>задачи</w:t>
+      </w:r>
+      <w:r>
+        <w:t xml:space="preserve"> </w:t>
+      </w:r>
+      <w:r>
+        <w:t xml:space="preserve">в классе </w:t>
+      </w:r>
+      <w:proofErr w:type="spellStart"/>
+      <w:r>
+        <w:rPr>
+          <w:lang w:val="en-US"/>
+        </w:rPr>
+        <w:t>MyWorker</w:t>
+      </w:r>
+      <w:proofErr w:type="spellEnd"/>
+    </w:p>
+    <w:p>
+      <w:r>
+        <w:lastRenderedPageBreak/>
+        <w:t xml:space="preserve">Эти выходные данные мы сможем получить из объекта </w:t>
+      </w:r>
+      <w:proofErr w:type="spellStart"/>
+      <w:r>
+        <w:t>WorkStatus</w:t>
+      </w:r>
+      <w:proofErr w:type="spellEnd"/>
+      <w:r>
+        <w:t xml:space="preserve"> в классе </w:t>
+      </w:r>
+      <w:proofErr w:type="spellStart"/>
+      <w:r>
+        <w:t>MainActivity</w:t>
+      </w:r>
+      <w:proofErr w:type="spellEnd"/>
+      <w:r>
+        <w:t xml:space="preserve"> (рисунок 1.3.8)</w:t>
+      </w:r>
+      <w:r>
+        <w:t>.</w:t>
+      </w:r>
+    </w:p>
+    <w:p>
+      <w:pPr>
+        <w:ind w:firstLine="0"/>
+        <w:jc w:val="center"/>
+      </w:pPr>
+      <w:r>
+        <w:rPr>
+          <w:noProof/>
+          <w:lang w:eastAsia="ru-RU"/>
+        </w:rPr>
+        <w:drawing>
+          <wp:inline distT="0" distB="0" distL="0" distR="0" wp14:anchorId="7CAC3D43" wp14:editId="76B72CA5">
+            <wp:extent cx="5760720" cy="1922780"/>
+            <wp:effectExtent l="0" t="0" r="0" b="1270"/>
+            <wp:docPr id="52" name="Рисунок 52"/>
+            <wp:cNvGraphicFramePr>
+              <a:graphicFrameLocks xmlns:a="http://schemas.openxmlformats.org/drawingml/2006/main" noChangeAspect="1"/>
+            </wp:cNvGraphicFramePr>
+            <a:graphic xmlns:a="http://schemas.openxmlformats.org/drawingml/2006/main">
+              <a:graphicData uri="http://schemas.openxmlformats.org/drawingml/2006/picture">
+                <pic:pic xmlns:pic="http://schemas.openxmlformats.org/drawingml/2006/picture">
+                  <pic:nvPicPr>
+                    <pic:cNvPr id="1" name=""/>
+                    <pic:cNvPicPr/>
+                  </pic:nvPicPr>
+                  <pic:blipFill>
+                    <a:blip r:embed="rId24"/>
+                    <a:stretch>
+                      <a:fillRect/>
+                    </a:stretch>
+                  </pic:blipFill>
+                  <pic:spPr>
+                    <a:xfrm>
+                      <a:off x="0" y="0"/>
+                      <a:ext cx="5760720" cy="1922780"/>
+                    </a:xfrm>
+                    <a:prstGeom prst="rect">
+                      <a:avLst/>
+                    </a:prstGeom>
+                  </pic:spPr>
+                </pic:pic>
+              </a:graphicData>
+            </a:graphic>
+          </wp:inline>
+        </w:drawing>
+      </w:r>
+    </w:p>
+    <w:p>
+      <w:pPr>
+        <w:pStyle w:val="4"/>
+      </w:pPr>
+      <w:r>
+        <w:t>Рисунок 1.3.8</w:t>
+      </w:r>
+      <w:r>
+        <w:t xml:space="preserve"> – Получение данных из задачи</w:t>
+      </w:r>
+    </w:p>
+    <w:p>
+      <w:r>
+        <w:t xml:space="preserve">Также, существует возможность запускать параллельно и последовательно набор </w:t>
+      </w:r>
+      <w:proofErr w:type="spellStart"/>
+      <w:r>
+        <w:t>WorkRequest-ов</w:t>
+      </w:r>
+      <w:proofErr w:type="spellEnd"/>
+      <w:r>
+        <w:t xml:space="preserve"> (рисунок 1.3.9).</w:t>
+      </w:r>
+    </w:p>
+    <w:p>
+      <w:pPr>
+        <w:ind w:firstLine="0"/>
+        <w:jc w:val="center"/>
+      </w:pPr>
+      <w:r>
+        <w:rPr>
+          <w:noProof/>
+          <w:lang w:eastAsia="ru-RU"/>
+        </w:rPr>
+        <w:drawing>
+          <wp:inline distT="0" distB="0" distL="0" distR="0" wp14:anchorId="6C38B923" wp14:editId="57237604">
+            <wp:extent cx="5760720" cy="2988945"/>
+            <wp:effectExtent l="0" t="0" r="0" b="1905"/>
+            <wp:docPr id="51" name="Рисунок 51"/>
+            <wp:cNvGraphicFramePr>
+              <a:graphicFrameLocks xmlns:a="http://schemas.openxmlformats.org/drawingml/2006/main" noChangeAspect="1"/>
+            </wp:cNvGraphicFramePr>
+            <a:graphic xmlns:a="http://schemas.openxmlformats.org/drawingml/2006/main">
+              <a:graphicData uri="http://schemas.openxmlformats.org/drawingml/2006/picture">
+                <pic:pic xmlns:pic="http://schemas.openxmlformats.org/drawingml/2006/picture">
+                  <pic:nvPicPr>
+                    <pic:cNvPr id="1" name=""/>
+                    <pic:cNvPicPr/>
+                  </pic:nvPicPr>
+                  <pic:blipFill>
+                    <a:blip r:embed="rId25"/>
+                    <a:stretch>
+                      <a:fillRect/>
+                    </a:stretch>
+                  </pic:blipFill>
+                  <pic:spPr>
+                    <a:xfrm>
+                      <a:off x="0" y="0"/>
                       <a:ext cx="5760720" cy="2988945"/>
                     </a:xfrm>
                     <a:prstGeom prst="rect">
@@ -3796,15 +3735,883 @@
       <w:pPr>
         <w:pStyle w:val="1"/>
       </w:pPr>
+      <w:bookmarkStart w:id="6" w:name="_2_практическая_часть"/>
+      <w:bookmarkEnd w:id="6"/>
       <w:r>
         <w:lastRenderedPageBreak/>
-        <w:t xml:space="preserve">2 </w:t>
-      </w:r>
-      <w:r>
-        <w:t>теоритическая</w:t>
+        <w:t>2 практическая</w:t>
       </w:r>
       <w:r>
         <w:t xml:space="preserve"> часть</w:t>
+      </w:r>
+    </w:p>
+    <w:p>
+      <w:r>
+        <w:t xml:space="preserve">Для реализации поставленных задач в первую очередь необходимо описать файл разметки основной </w:t>
+      </w:r>
+      <w:r>
+        <w:rPr>
+          <w:lang w:val="en-US"/>
+        </w:rPr>
+        <w:t>activity</w:t>
+      </w:r>
+      <w:r>
+        <w:t xml:space="preserve"> (</w:t>
+      </w:r>
+      <w:r>
+        <w:t>рисунок 2.1</w:t>
+      </w:r>
+      <w:r>
+        <w:t>)</w:t>
+      </w:r>
+      <w:r>
+        <w:t>.</w:t>
+      </w:r>
+    </w:p>
+    <w:p>
+      <w:pPr>
+        <w:ind w:firstLine="0"/>
+        <w:jc w:val="center"/>
+      </w:pPr>
+      <w:r>
+        <w:drawing>
+          <wp:inline distT="0" distB="0" distL="0" distR="0" wp14:anchorId="06734C80" wp14:editId="104A8433">
+            <wp:extent cx="5760720" cy="4232275"/>
+            <wp:effectExtent l="0" t="0" r="0" b="0"/>
+            <wp:docPr id="12" name="Рисунок 12"/>
+            <wp:cNvGraphicFramePr>
+              <a:graphicFrameLocks xmlns:a="http://schemas.openxmlformats.org/drawingml/2006/main" noChangeAspect="1"/>
+            </wp:cNvGraphicFramePr>
+            <a:graphic xmlns:a="http://schemas.openxmlformats.org/drawingml/2006/main">
+              <a:graphicData uri="http://schemas.openxmlformats.org/drawingml/2006/picture">
+                <pic:pic xmlns:pic="http://schemas.openxmlformats.org/drawingml/2006/picture">
+                  <pic:nvPicPr>
+                    <pic:cNvPr id="1" name=""/>
+                    <pic:cNvPicPr/>
+                  </pic:nvPicPr>
+                  <pic:blipFill>
+                    <a:blip r:embed="rId26"/>
+                    <a:stretch>
+                      <a:fillRect/>
+                    </a:stretch>
+                  </pic:blipFill>
+                  <pic:spPr>
+                    <a:xfrm>
+                      <a:off x="0" y="0"/>
+                      <a:ext cx="5760720" cy="4232275"/>
+                    </a:xfrm>
+                    <a:prstGeom prst="rect">
+                      <a:avLst/>
+                    </a:prstGeom>
+                  </pic:spPr>
+                </pic:pic>
+              </a:graphicData>
+            </a:graphic>
+          </wp:inline>
+        </w:drawing>
+      </w:r>
+    </w:p>
+    <w:p>
+      <w:pPr>
+        <w:pStyle w:val="4"/>
+      </w:pPr>
+      <w:r>
+        <w:t xml:space="preserve">Рисунок 2.1 – Кодовый и графический вид файла разметки </w:t>
+      </w:r>
+      <w:r>
+        <w:rPr>
+          <w:lang w:val="en-US"/>
+        </w:rPr>
+        <w:t>activity</w:t>
+      </w:r>
+      <w:r>
+        <w:t>_</w:t>
+      </w:r>
+      <w:r>
+        <w:rPr>
+          <w:lang w:val="en-US"/>
+        </w:rPr>
+        <w:t>ma</w:t>
+      </w:r>
+      <w:r>
+        <w:rPr>
+          <w:lang w:val="en-US"/>
+        </w:rPr>
+        <w:t>in</w:t>
+      </w:r>
+      <w:r>
+        <w:t>.</w:t>
+      </w:r>
+      <w:r>
+        <w:rPr>
+          <w:lang w:val="en-US"/>
+        </w:rPr>
+        <w:t>xml</w:t>
+      </w:r>
+    </w:p>
+    <w:p>
+      <w:pPr>
+        <w:pStyle w:val="2"/>
+      </w:pPr>
+      <w:bookmarkStart w:id="7" w:name="_2.1_Запуск_трёх"/>
+      <w:bookmarkEnd w:id="7"/>
+      <w:r>
+        <w:t xml:space="preserve">2.1 </w:t>
+      </w:r>
+      <w:r>
+        <w:t>Запуск трёх задач</w:t>
+      </w:r>
+      <w:r>
+        <w:t xml:space="preserve"> последовательно</w:t>
+      </w:r>
+    </w:p>
+    <w:p>
+      <w:r>
+        <w:t xml:space="preserve">Для запуска и отслеживания последовательного выполнения задач можно воспользоваться методом </w:t>
+      </w:r>
+      <w:proofErr w:type="spellStart"/>
+      <w:r>
+        <w:rPr>
+          <w:lang w:val="en-US"/>
+        </w:rPr>
+        <w:t>postDelayed</w:t>
+      </w:r>
+      <w:proofErr w:type="spellEnd"/>
+      <w:r>
+        <w:t xml:space="preserve"> объекта класса </w:t>
+      </w:r>
+      <w:r>
+        <w:rPr>
+          <w:lang w:val="en-US"/>
+        </w:rPr>
+        <w:t>Handler</w:t>
+      </w:r>
+      <w:r>
+        <w:t>.</w:t>
+      </w:r>
+      <w:r>
+        <w:t xml:space="preserve"> Для этого необходимо вложить выполнение одной задачи в метод реализации </w:t>
+      </w:r>
+      <w:proofErr w:type="spellStart"/>
+      <w:r>
+        <w:rPr>
+          <w:lang w:val="en-US"/>
+        </w:rPr>
+        <w:t>postDelayed</w:t>
+      </w:r>
+      <w:proofErr w:type="spellEnd"/>
+      <w:r>
+        <w:t xml:space="preserve"> </w:t>
+      </w:r>
+      <w:r>
+        <w:t>другой задачи</w:t>
+      </w:r>
+      <w:r>
+        <w:t xml:space="preserve"> (рисунок 2.1.1)</w:t>
+      </w:r>
+      <w:r>
+        <w:t>.</w:t>
+      </w:r>
+    </w:p>
+    <w:p>
+      <w:pPr>
+        <w:ind w:firstLine="0"/>
+        <w:jc w:val="center"/>
+      </w:pPr>
+      <w:r>
+        <w:lastRenderedPageBreak/>
+        <w:drawing>
+          <wp:inline distT="0" distB="0" distL="0" distR="0" wp14:anchorId="15BE46C3" wp14:editId="3FAD5D17">
+            <wp:extent cx="4922874" cy="5303268"/>
+            <wp:effectExtent l="0" t="0" r="0" b="0"/>
+            <wp:docPr id="5" name="Рисунок 5"/>
+            <wp:cNvGraphicFramePr>
+              <a:graphicFrameLocks xmlns:a="http://schemas.openxmlformats.org/drawingml/2006/main" noChangeAspect="1"/>
+            </wp:cNvGraphicFramePr>
+            <a:graphic xmlns:a="http://schemas.openxmlformats.org/drawingml/2006/main">
+              <a:graphicData uri="http://schemas.openxmlformats.org/drawingml/2006/picture">
+                <pic:pic xmlns:pic="http://schemas.openxmlformats.org/drawingml/2006/picture">
+                  <pic:nvPicPr>
+                    <pic:cNvPr id="1" name=""/>
+                    <pic:cNvPicPr/>
+                  </pic:nvPicPr>
+                  <pic:blipFill>
+                    <a:blip r:embed="rId27"/>
+                    <a:stretch>
+                      <a:fillRect/>
+                    </a:stretch>
+                  </pic:blipFill>
+                  <pic:spPr>
+                    <a:xfrm>
+                      <a:off x="0" y="0"/>
+                      <a:ext cx="4927470" cy="5308219"/>
+                    </a:xfrm>
+                    <a:prstGeom prst="rect">
+                      <a:avLst/>
+                    </a:prstGeom>
+                  </pic:spPr>
+                </pic:pic>
+              </a:graphicData>
+            </a:graphic>
+          </wp:inline>
+        </w:drawing>
+      </w:r>
+    </w:p>
+    <w:p>
+      <w:pPr>
+        <w:pStyle w:val="4"/>
+      </w:pPr>
+      <w:r>
+        <w:t>Рисунок 2.1.1 – Реализация логики запуска трёх последовательных задач</w:t>
+      </w:r>
+    </w:p>
+    <w:p>
+      <w:r>
+        <w:t>Также необходимо убедиться в правильности выполнения последовательных задач (рисунок 2.1.2).</w:t>
+      </w:r>
+      <w:r>
+        <w:t xml:space="preserve"> Для запуска выполнения трёх последовательных задач необходимо нажать на кнопку с текстом: «Начать последовательные задачи».</w:t>
+      </w:r>
+    </w:p>
+    <w:p>
+      <w:pPr>
+        <w:ind w:firstLine="0"/>
+        <w:jc w:val="center"/>
+      </w:pPr>
+      <w:r>
+        <w:lastRenderedPageBreak/>
+        <w:drawing>
+          <wp:inline distT="0" distB="0" distL="0" distR="0" wp14:anchorId="78D9024F" wp14:editId="383A916D">
+            <wp:extent cx="4572000" cy="8971588"/>
+            <wp:effectExtent l="0" t="0" r="0" b="1270"/>
+            <wp:docPr id="4" name="Рисунок 4"/>
+            <wp:cNvGraphicFramePr>
+              <a:graphicFrameLocks xmlns:a="http://schemas.openxmlformats.org/drawingml/2006/main" noChangeAspect="1"/>
+            </wp:cNvGraphicFramePr>
+            <a:graphic xmlns:a="http://schemas.openxmlformats.org/drawingml/2006/main">
+              <a:graphicData uri="http://schemas.openxmlformats.org/drawingml/2006/picture">
+                <pic:pic xmlns:pic="http://schemas.openxmlformats.org/drawingml/2006/picture">
+                  <pic:nvPicPr>
+                    <pic:cNvPr id="1" name=""/>
+                    <pic:cNvPicPr/>
+                  </pic:nvPicPr>
+                  <pic:blipFill>
+                    <a:blip r:embed="rId28"/>
+                    <a:stretch>
+                      <a:fillRect/>
+                    </a:stretch>
+                  </pic:blipFill>
+                  <pic:spPr>
+                    <a:xfrm>
+                      <a:off x="0" y="0"/>
+                      <a:ext cx="4578794" cy="8984920"/>
+                    </a:xfrm>
+                    <a:prstGeom prst="rect">
+                      <a:avLst/>
+                    </a:prstGeom>
+                  </pic:spPr>
+                </pic:pic>
+              </a:graphicData>
+            </a:graphic>
+          </wp:inline>
+        </w:drawing>
+      </w:r>
+    </w:p>
+    <w:p>
+      <w:pPr>
+        <w:pStyle w:val="4"/>
+      </w:pPr>
+      <w:r>
+        <w:t>Рисунок 2.1.2 – Итоговый вид приложения</w:t>
+      </w:r>
+    </w:p>
+    <w:p>
+      <w:pPr>
+        <w:pStyle w:val="2"/>
+      </w:pPr>
+      <w:bookmarkStart w:id="8" w:name="_2.2_Запуск_двух"/>
+      <w:bookmarkEnd w:id="8"/>
+      <w:r>
+        <w:lastRenderedPageBreak/>
+        <w:t>2.2 Запуск двух задач параллельно</w:t>
+      </w:r>
+    </w:p>
+    <w:p>
+      <w:r>
+        <w:t xml:space="preserve">Для параллельного запуска нескольких задач нам понадобится описать класс, наследующий </w:t>
+      </w:r>
+      <w:proofErr w:type="spellStart"/>
+      <w:r>
+        <w:rPr>
+          <w:lang w:val="en-US"/>
+        </w:rPr>
+        <w:t>WorkManager</w:t>
+      </w:r>
+      <w:proofErr w:type="spellEnd"/>
+      <w:r>
+        <w:t xml:space="preserve">. При этом необходимо переписать метод </w:t>
+      </w:r>
+      <w:proofErr w:type="spellStart"/>
+      <w:r>
+        <w:rPr>
+          <w:lang w:val="en-US"/>
+        </w:rPr>
+        <w:t>doWork</w:t>
+      </w:r>
+      <w:proofErr w:type="spellEnd"/>
+      <w:r>
+        <w:t xml:space="preserve"> под нужные условия (рисунок 2.2.1).</w:t>
+      </w:r>
+    </w:p>
+    <w:p>
+      <w:pPr>
+        <w:ind w:firstLine="0"/>
+        <w:jc w:val="center"/>
+      </w:pPr>
+      <w:r>
+        <w:drawing>
+          <wp:inline distT="0" distB="0" distL="0" distR="0" wp14:anchorId="39E9DED6" wp14:editId="5C168238">
+            <wp:extent cx="5760720" cy="6942455"/>
+            <wp:effectExtent l="0" t="0" r="0" b="0"/>
+            <wp:docPr id="7" name="Рисунок 7"/>
+            <wp:cNvGraphicFramePr>
+              <a:graphicFrameLocks xmlns:a="http://schemas.openxmlformats.org/drawingml/2006/main" noChangeAspect="1"/>
+            </wp:cNvGraphicFramePr>
+            <a:graphic xmlns:a="http://schemas.openxmlformats.org/drawingml/2006/main">
+              <a:graphicData uri="http://schemas.openxmlformats.org/drawingml/2006/picture">
+                <pic:pic xmlns:pic="http://schemas.openxmlformats.org/drawingml/2006/picture">
+                  <pic:nvPicPr>
+                    <pic:cNvPr id="1" name=""/>
+                    <pic:cNvPicPr/>
+                  </pic:nvPicPr>
+                  <pic:blipFill>
+                    <a:blip r:embed="rId29"/>
+                    <a:stretch>
+                      <a:fillRect/>
+                    </a:stretch>
+                  </pic:blipFill>
+                  <pic:spPr>
+                    <a:xfrm>
+                      <a:off x="0" y="0"/>
+                      <a:ext cx="5760720" cy="6942455"/>
+                    </a:xfrm>
+                    <a:prstGeom prst="rect">
+                      <a:avLst/>
+                    </a:prstGeom>
+                  </pic:spPr>
+                </pic:pic>
+              </a:graphicData>
+            </a:graphic>
+          </wp:inline>
+        </w:drawing>
+      </w:r>
+    </w:p>
+    <w:p>
+      <w:pPr>
+        <w:pStyle w:val="4"/>
+      </w:pPr>
+      <w:r>
+        <w:t xml:space="preserve">Рисунок 2.2.1 – Описание логики класса </w:t>
+      </w:r>
+      <w:proofErr w:type="spellStart"/>
+      <w:r>
+        <w:rPr>
+          <w:lang w:val="en-US"/>
+        </w:rPr>
+        <w:t>MyWorker</w:t>
+      </w:r>
+      <w:proofErr w:type="spellEnd"/>
+    </w:p>
+    <w:p>
+      <w:r>
+        <w:t xml:space="preserve">После описания класса следует осуществление параллельного запуска задач в выбранной </w:t>
+      </w:r>
+      <w:r>
+        <w:rPr>
+          <w:lang w:val="en-US"/>
+        </w:rPr>
+        <w:t>activity</w:t>
+      </w:r>
+      <w:r>
+        <w:t xml:space="preserve"> (</w:t>
+      </w:r>
+      <w:r>
+        <w:t>рисунок 2.2.2</w:t>
+      </w:r>
+      <w:r>
+        <w:t>).</w:t>
+      </w:r>
+    </w:p>
+    <w:p>
+      <w:pPr>
+        <w:ind w:firstLine="0"/>
+        <w:jc w:val="center"/>
+      </w:pPr>
+      <w:r>
+        <w:lastRenderedPageBreak/>
+        <w:drawing>
+          <wp:inline distT="0" distB="0" distL="0" distR="0" wp14:anchorId="668E8D4F" wp14:editId="05D01048">
+            <wp:extent cx="5131558" cy="5181335"/>
+            <wp:effectExtent l="0" t="0" r="0" b="635"/>
+            <wp:docPr id="6" name="Рисунок 6"/>
+            <wp:cNvGraphicFramePr>
+              <a:graphicFrameLocks xmlns:a="http://schemas.openxmlformats.org/drawingml/2006/main" noChangeAspect="1"/>
+            </wp:cNvGraphicFramePr>
+            <a:graphic xmlns:a="http://schemas.openxmlformats.org/drawingml/2006/main">
+              <a:graphicData uri="http://schemas.openxmlformats.org/drawingml/2006/picture">
+                <pic:pic xmlns:pic="http://schemas.openxmlformats.org/drawingml/2006/picture">
+                  <pic:nvPicPr>
+                    <pic:cNvPr id="1" name=""/>
+                    <pic:cNvPicPr/>
+                  </pic:nvPicPr>
+                  <pic:blipFill>
+                    <a:blip r:embed="rId30"/>
+                    <a:stretch>
+                      <a:fillRect/>
+                    </a:stretch>
+                  </pic:blipFill>
+                  <pic:spPr>
+                    <a:xfrm>
+                      <a:off x="0" y="0"/>
+                      <a:ext cx="5137413" cy="5187247"/>
+                    </a:xfrm>
+                    <a:prstGeom prst="rect">
+                      <a:avLst/>
+                    </a:prstGeom>
+                  </pic:spPr>
+                </pic:pic>
+              </a:graphicData>
+            </a:graphic>
+          </wp:inline>
+        </w:drawing>
+      </w:r>
+    </w:p>
+    <w:p>
+      <w:pPr>
+        <w:pStyle w:val="4"/>
+      </w:pPr>
+      <w:r>
+        <w:t xml:space="preserve">Рисунок 2.2.2 </w:t>
+      </w:r>
+      <w:r>
+        <w:t>–</w:t>
+      </w:r>
+      <w:r>
+        <w:t xml:space="preserve"> </w:t>
+      </w:r>
+      <w:r>
+        <w:t xml:space="preserve">Реализация параллельного запуска задач в </w:t>
+      </w:r>
+      <w:proofErr w:type="spellStart"/>
+      <w:r>
+        <w:rPr>
+          <w:lang w:val="en-US"/>
+        </w:rPr>
+        <w:t>MainActivity</w:t>
+      </w:r>
+      <w:proofErr w:type="spellEnd"/>
+      <w:r>
+        <w:t>.</w:t>
+      </w:r>
+      <w:r>
+        <w:rPr>
+          <w:lang w:val="en-US"/>
+        </w:rPr>
+        <w:t>java</w:t>
+      </w:r>
+    </w:p>
+    <w:p>
+      <w:r>
+        <w:t xml:space="preserve">Как видно из рисунка 2.2.2, мы также подавали некоторые данные в исполняемые задачи при помощи объектов класса </w:t>
+      </w:r>
+      <w:r>
+        <w:rPr>
+          <w:lang w:val="en-US"/>
+        </w:rPr>
+        <w:t>Data</w:t>
+      </w:r>
+      <w:r>
+        <w:t>.</w:t>
+      </w:r>
+      <w:r>
+        <w:t xml:space="preserve"> Теперь необходимо удостовериться в корректной работе итогового приложения</w:t>
+      </w:r>
+      <w:r>
+        <w:t xml:space="preserve"> (рисунок 2.2.3)</w:t>
+      </w:r>
+      <w:r>
+        <w:t>.</w:t>
+      </w:r>
+      <w:r>
+        <w:t xml:space="preserve"> </w:t>
+      </w:r>
+    </w:p>
+    <w:p>
+      <w:pPr>
+        <w:ind w:firstLine="0"/>
+        <w:jc w:val="center"/>
+      </w:pPr>
+      <w:r>
+        <w:lastRenderedPageBreak/>
+        <w:drawing>
+          <wp:inline distT="0" distB="0" distL="0" distR="0" wp14:anchorId="1A0D41F2" wp14:editId="09A7A5B4">
+            <wp:extent cx="2679404" cy="4422671"/>
+            <wp:effectExtent l="0" t="0" r="6985" b="0"/>
+            <wp:docPr id="8" name="Рисунок 8"/>
+            <wp:cNvGraphicFramePr>
+              <a:graphicFrameLocks xmlns:a="http://schemas.openxmlformats.org/drawingml/2006/main" noChangeAspect="1"/>
+            </wp:cNvGraphicFramePr>
+            <a:graphic xmlns:a="http://schemas.openxmlformats.org/drawingml/2006/main">
+              <a:graphicData uri="http://schemas.openxmlformats.org/drawingml/2006/picture">
+                <pic:pic xmlns:pic="http://schemas.openxmlformats.org/drawingml/2006/picture">
+                  <pic:nvPicPr>
+                    <pic:cNvPr id="1" name=""/>
+                    <pic:cNvPicPr/>
+                  </pic:nvPicPr>
+                  <pic:blipFill>
+                    <a:blip r:embed="rId31"/>
+                    <a:stretch>
+                      <a:fillRect/>
+                    </a:stretch>
+                  </pic:blipFill>
+                  <pic:spPr>
+                    <a:xfrm>
+                      <a:off x="0" y="0"/>
+                      <a:ext cx="2704901" cy="4464757"/>
+                    </a:xfrm>
+                    <a:prstGeom prst="rect">
+                      <a:avLst/>
+                    </a:prstGeom>
+                  </pic:spPr>
+                </pic:pic>
+              </a:graphicData>
+            </a:graphic>
+          </wp:inline>
+        </w:drawing>
+      </w:r>
+    </w:p>
+    <w:p>
+      <w:pPr>
+        <w:pStyle w:val="4"/>
+      </w:pPr>
+      <w:r>
+        <w:t>Рисунок 2.2.3 – Итоговый вид приложения</w:t>
+      </w:r>
+    </w:p>
+    <w:p>
+      <w:pPr>
+        <w:pStyle w:val="2"/>
+      </w:pPr>
+      <w:bookmarkStart w:id="9" w:name="_2.3_Загрузка_изображения"/>
+      <w:bookmarkEnd w:id="9"/>
+      <w:r>
+        <w:t>2.3 Загрузка изображения</w:t>
+      </w:r>
+    </w:p>
+    <w:p>
+      <w:r>
+        <w:t xml:space="preserve">Для выполнения данной задачи воспользуемся библиотекой </w:t>
+      </w:r>
+      <w:r>
+        <w:rPr>
+          <w:lang w:val="en-US"/>
+        </w:rPr>
+        <w:t>Picasso</w:t>
+      </w:r>
+      <w:r>
+        <w:t xml:space="preserve"> (рисунок 2.3.1)</w:t>
+      </w:r>
+      <w:r>
+        <w:t>.</w:t>
+      </w:r>
+    </w:p>
+    <w:p>
+      <w:pPr>
+        <w:ind w:firstLine="0"/>
+        <w:jc w:val="center"/>
+      </w:pPr>
+      <w:r>
+        <w:rPr>
+          <w:noProof/>
+          <w:lang w:eastAsia="ru-RU"/>
+        </w:rPr>
+        <w:drawing>
+          <wp:inline distT="0" distB="0" distL="0" distR="0" wp14:anchorId="7F8C941F" wp14:editId="4F1B7022">
+            <wp:extent cx="5104130" cy="2756535"/>
+            <wp:effectExtent l="0" t="0" r="1270" b="5715"/>
+            <wp:docPr id="13" name="Рисунок 13" descr="C:\Users\Den\AppData\Local\Microsoft\Windows\INetCache\Content.Word\picasso.png"/>
+            <wp:cNvGraphicFramePr>
+              <a:graphicFrameLocks xmlns:a="http://schemas.openxmlformats.org/drawingml/2006/main" noChangeAspect="1"/>
+            </wp:cNvGraphicFramePr>
+            <a:graphic xmlns:a="http://schemas.openxmlformats.org/drawingml/2006/main">
+              <a:graphicData uri="http://schemas.openxmlformats.org/drawingml/2006/picture">
+                <pic:pic xmlns:pic="http://schemas.openxmlformats.org/drawingml/2006/picture">
+                  <pic:nvPicPr>
+                    <pic:cNvPr id="0" name="Picture 7" descr="C:\Users\Den\AppData\Local\Microsoft\Windows\INetCache\Content.Word\picasso.png"/>
+                    <pic:cNvPicPr>
+                      <a:picLocks noChangeAspect="1" noChangeArrowheads="1"/>
+                    </pic:cNvPicPr>
+                  </pic:nvPicPr>
+                  <pic:blipFill>
+                    <a:blip r:embed="rId32">
+                      <a:extLst>
+                        <a:ext uri="{28A0092B-C50C-407E-A947-70E740481C1C}">
+                          <a14:useLocalDpi xmlns:a14="http://schemas.microsoft.com/office/drawing/2010/main" val="0"/>
+                        </a:ext>
+                      </a:extLst>
+                    </a:blip>
+                    <a:srcRect/>
+                    <a:stretch>
+                      <a:fillRect/>
+                    </a:stretch>
+                  </pic:blipFill>
+                  <pic:spPr bwMode="auto">
+                    <a:xfrm>
+                      <a:off x="0" y="0"/>
+                      <a:ext cx="5104130" cy="2756535"/>
+                    </a:xfrm>
+                    <a:prstGeom prst="rect">
+                      <a:avLst/>
+                    </a:prstGeom>
+                    <a:noFill/>
+                    <a:ln>
+                      <a:noFill/>
+                    </a:ln>
+                  </pic:spPr>
+                </pic:pic>
+              </a:graphicData>
+            </a:graphic>
+          </wp:inline>
+        </w:drawing>
+      </w:r>
+    </w:p>
+    <w:p>
+      <w:pPr>
+        <w:pStyle w:val="4"/>
+      </w:pPr>
+      <w:r>
+        <w:t xml:space="preserve">Рисунок 2.3.1 – Добавление библиотеки </w:t>
+      </w:r>
+      <w:r>
+        <w:rPr>
+          <w:lang w:val="en-US"/>
+        </w:rPr>
+        <w:t>Picasso</w:t>
+      </w:r>
+      <w:r>
+        <w:t xml:space="preserve"> </w:t>
+      </w:r>
+      <w:r>
+        <w:t>в итоговый проект</w:t>
+      </w:r>
+    </w:p>
+    <w:p>
+      <w:r>
+        <w:lastRenderedPageBreak/>
+        <w:t xml:space="preserve">Также для загрузки файлов </w:t>
+      </w:r>
+      <w:r>
+        <w:t xml:space="preserve">необходим доступ в интернет. Добавим этот доступ в файле </w:t>
+      </w:r>
+      <w:proofErr w:type="spellStart"/>
+      <w:r>
+        <w:rPr>
+          <w:lang w:val="en-US"/>
+        </w:rPr>
+        <w:t>AndroidManifest</w:t>
+      </w:r>
+      <w:proofErr w:type="spellEnd"/>
+      <w:r>
+        <w:t>.</w:t>
+      </w:r>
+      <w:r>
+        <w:rPr>
+          <w:lang w:val="en-US"/>
+        </w:rPr>
+        <w:t>xml</w:t>
+      </w:r>
+      <w:r>
+        <w:t xml:space="preserve"> (</w:t>
+      </w:r>
+      <w:r>
+        <w:t>рисунок 2.3.2</w:t>
+      </w:r>
+      <w:r>
+        <w:t>)</w:t>
+      </w:r>
+      <w:r>
+        <w:t>.</w:t>
+      </w:r>
+    </w:p>
+    <w:p>
+      <w:pPr>
+        <w:ind w:firstLine="0"/>
+        <w:jc w:val="center"/>
+      </w:pPr>
+      <w:r>
+        <w:pict>
+          <v:shape id="_x0000_i1027" type="#_x0000_t75" style="width:254.5pt;height:240.3pt">
+            <v:imagedata r:id="rId33" o:title="internet"/>
+          </v:shape>
+        </w:pict>
+      </w:r>
+    </w:p>
+    <w:p>
+      <w:pPr>
+        <w:pStyle w:val="4"/>
+      </w:pPr>
+      <w:r>
+        <w:t>Рисунок 2.3.2</w:t>
+      </w:r>
+      <w:r>
+        <w:t xml:space="preserve"> – Добавление доступа в интернет</w:t>
+      </w:r>
+    </w:p>
+    <w:p>
+      <w:r>
+        <w:t xml:space="preserve">Далее следует реализация загрузки изображения путём скачивания файла </w:t>
+      </w:r>
+      <w:proofErr w:type="spellStart"/>
+      <w:r>
+        <w:rPr>
+          <w:lang w:val="en-US"/>
+        </w:rPr>
+        <w:t>json</w:t>
+      </w:r>
+      <w:proofErr w:type="spellEnd"/>
+      <w:r>
+        <w:t>, получения ссылки на изображение и непосредственной загрузки изображения с последующим отображение на экране (рисунок 2.3.3).</w:t>
+      </w:r>
+    </w:p>
+    <w:p>
+      <w:pPr>
+        <w:ind w:firstLine="0"/>
+        <w:jc w:val="center"/>
+      </w:pPr>
+      <w:r>
+        <w:drawing>
+          <wp:inline distT="0" distB="0" distL="0" distR="0" wp14:anchorId="6AA9A064" wp14:editId="087B0695">
+            <wp:extent cx="5746885" cy="4025735"/>
+            <wp:effectExtent l="0" t="0" r="6350" b="0"/>
+            <wp:docPr id="10" name="Рисунок 10"/>
+            <wp:cNvGraphicFramePr>
+              <a:graphicFrameLocks xmlns:a="http://schemas.openxmlformats.org/drawingml/2006/main" noChangeAspect="1"/>
+            </wp:cNvGraphicFramePr>
+            <a:graphic xmlns:a="http://schemas.openxmlformats.org/drawingml/2006/main">
+              <a:graphicData uri="http://schemas.openxmlformats.org/drawingml/2006/picture">
+                <pic:pic xmlns:pic="http://schemas.openxmlformats.org/drawingml/2006/picture">
+                  <pic:nvPicPr>
+                    <pic:cNvPr id="1" name=""/>
+                    <pic:cNvPicPr/>
+                  </pic:nvPicPr>
+                  <pic:blipFill>
+                    <a:blip r:embed="rId34"/>
+                    <a:stretch>
+                      <a:fillRect/>
+                    </a:stretch>
+                  </pic:blipFill>
+                  <pic:spPr>
+                    <a:xfrm>
+                      <a:off x="0" y="0"/>
+                      <a:ext cx="5820666" cy="4077419"/>
+                    </a:xfrm>
+                    <a:prstGeom prst="rect">
+                      <a:avLst/>
+                    </a:prstGeom>
+                  </pic:spPr>
+                </pic:pic>
+              </a:graphicData>
+            </a:graphic>
+          </wp:inline>
+        </w:drawing>
+      </w:r>
+    </w:p>
+    <w:p>
+      <w:pPr>
+        <w:pStyle w:val="4"/>
+      </w:pPr>
+      <w:r>
+        <w:t xml:space="preserve">Рисунок 2.3.3 </w:t>
+      </w:r>
+      <w:r>
+        <w:t>–</w:t>
+      </w:r>
+      <w:r>
+        <w:t xml:space="preserve"> </w:t>
+      </w:r>
+      <w:r>
+        <w:t>Реализация логики загрузки изображения</w:t>
+      </w:r>
+    </w:p>
+    <w:p>
+      <w:r>
+        <w:lastRenderedPageBreak/>
+        <w:t>Также необходимо убедиться в корректности выполнения загрузки (рисунок 2.3.4).</w:t>
+      </w:r>
+    </w:p>
+    <w:p>
+      <w:pPr>
+        <w:ind w:firstLine="0"/>
+        <w:jc w:val="center"/>
+      </w:pPr>
+      <w:r>
+        <w:drawing>
+          <wp:inline distT="0" distB="0" distL="0" distR="0" wp14:anchorId="72B824F8" wp14:editId="1D6F29B1">
+            <wp:extent cx="4319751" cy="6890555"/>
+            <wp:effectExtent l="0" t="0" r="5080" b="5715"/>
+            <wp:docPr id="11" name="Рисунок 11"/>
+            <wp:cNvGraphicFramePr>
+              <a:graphicFrameLocks xmlns:a="http://schemas.openxmlformats.org/drawingml/2006/main" noChangeAspect="1"/>
+            </wp:cNvGraphicFramePr>
+            <a:graphic xmlns:a="http://schemas.openxmlformats.org/drawingml/2006/main">
+              <a:graphicData uri="http://schemas.openxmlformats.org/drawingml/2006/picture">
+                <pic:pic xmlns:pic="http://schemas.openxmlformats.org/drawingml/2006/picture">
+                  <pic:nvPicPr>
+                    <pic:cNvPr id="1" name=""/>
+                    <pic:cNvPicPr/>
+                  </pic:nvPicPr>
+                  <pic:blipFill>
+                    <a:blip r:embed="rId35"/>
+                    <a:stretch>
+                      <a:fillRect/>
+                    </a:stretch>
+                  </pic:blipFill>
+                  <pic:spPr>
+                    <a:xfrm>
+                      <a:off x="0" y="0"/>
+                      <a:ext cx="4325180" cy="6899214"/>
+                    </a:xfrm>
+                    <a:prstGeom prst="rect">
+                      <a:avLst/>
+                    </a:prstGeom>
+                  </pic:spPr>
+                </pic:pic>
+              </a:graphicData>
+            </a:graphic>
+          </wp:inline>
+        </w:drawing>
+      </w:r>
+    </w:p>
+    <w:p>
+      <w:pPr>
+        <w:pStyle w:val="4"/>
+      </w:pPr>
+      <w:r>
+        <w:t xml:space="preserve">Рисунок 2.3.4 </w:t>
+      </w:r>
+      <w:r>
+        <w:t>–</w:t>
+      </w:r>
+      <w:r>
+        <w:t xml:space="preserve"> </w:t>
+      </w:r>
+      <w:r>
+        <w:t>Итоговый вид приложения</w:t>
+      </w:r>
+    </w:p>
+    <w:p>
+      <w:r>
+        <w:t>Изображение загружается, а это значит, что приложение функционирует корректно.</w:t>
       </w:r>
     </w:p>
     <w:p>
@@ -3812,15 +4619,41 @@
         <w:pStyle w:val="1"/>
         <w:jc w:val="center"/>
       </w:pPr>
+      <w:bookmarkStart w:id="10" w:name="_Заключение"/>
+      <w:bookmarkEnd w:id="10"/>
       <w:r>
         <w:lastRenderedPageBreak/>
         <w:t>Заключение</w:t>
       </w:r>
-      <w:bookmarkStart w:id="1" w:name="_GoBack"/>
-      <w:bookmarkEnd w:id="1"/>
+    </w:p>
+    <w:p>
+      <w:r>
+        <w:t xml:space="preserve">В ходе данной практической работы были получены знания о потоках в </w:t>
+      </w:r>
+      <w:r>
+        <w:rPr>
+          <w:lang w:val="en-US"/>
+        </w:rPr>
+        <w:t>Android</w:t>
+      </w:r>
+      <w:r>
+        <w:t xml:space="preserve"> </w:t>
+      </w:r>
+      <w:r>
+        <w:rPr>
+          <w:lang w:val="en-US"/>
+        </w:rPr>
+        <w:t>Studio</w:t>
+      </w:r>
+      <w:r>
+        <w:t>, а также различных методах работы с ними. Полученные знания были закреплены путём выполнения практического задания</w:t>
+      </w:r>
+      <w:r>
+        <w:t>.</w:t>
+      </w:r>
     </w:p>
     <w:sectPr>
-      <w:footerReference w:type="default" r:id="rId24"/>
+      <w:footerReference w:type="default" r:id="rId36"/>
       <w:pgSz w:w="11906" w:h="16838"/>
       <w:pgMar w:top="1134" w:right="1133" w:bottom="1134" w:left="1701" w:header="0" w:footer="0" w:gutter="0"/>
       <w:cols w:space="720"/>
@@ -3830,6 +4663,31 @@
     </w:sectPr>
   </w:body>
 </w:document>
+</file>
+
+<file path=word/endnotes.xml><?xml version="1.0" encoding="utf-8"?>
+<w:endnotes xmlns:wpc="http://schemas.microsoft.com/office/word/2010/wordprocessingCanvas" xmlns:mc="http://schemas.openxmlformats.org/markup-compatibility/2006" xmlns:o="urn:schemas-microsoft-com:office:office" xmlns:r="http://schemas.openxmlformats.org/officeDocument/2006/relationships" xmlns:m="http://schemas.openxmlformats.org/officeDocument/2006/math" xmlns:v="urn:schemas-microsoft-com:vml" xmlns:wp14="http://schemas.microsoft.com/office/word/2010/wordprocessingDrawing" xmlns:wp="http://schemas.openxmlformats.org/drawingml/2006/wordprocessingDrawing" xmlns:w10="urn:schemas-microsoft-com:office:word" xmlns:w="http://schemas.openxmlformats.org/wordprocessingml/2006/main" xmlns:w14="http://schemas.microsoft.com/office/word/2010/wordml" xmlns:w15="http://schemas.microsoft.com/office/word/2012/wordml" xmlns:wpg="http://schemas.microsoft.com/office/word/2010/wordprocessingGroup" xmlns:wpi="http://schemas.microsoft.com/office/word/2010/wordprocessingInk" xmlns:wne="http://schemas.microsoft.com/office/word/2006/wordml" xmlns:wps="http://schemas.microsoft.com/office/word/2010/wordprocessingShape" mc:Ignorable="w14 w15 wp14">
+  <w:endnote w:type="separator" w:id="-1">
+    <w:p>
+      <w:pPr>
+        <w:spacing w:line="240" w:lineRule="auto"/>
+      </w:pPr>
+      <w:r>
+        <w:separator/>
+      </w:r>
+    </w:p>
+  </w:endnote>
+  <w:endnote w:type="continuationSeparator" w:id="0">
+    <w:p>
+      <w:pPr>
+        <w:spacing w:line="240" w:lineRule="auto"/>
+      </w:pPr>
+      <w:r>
+        <w:continuationSeparator/>
+      </w:r>
+    </w:p>
+  </w:endnote>
+</w:endnotes>
 </file>
 
 <file path=word/footer1.xml><?xml version="1.0" encoding="utf-8"?>
@@ -3863,7 +4721,7 @@
           <w:rPr>
             <w:noProof/>
           </w:rPr>
-          <w:t>17</w:t>
+          <w:t>21</w:t>
         </w:r>
         <w:r>
           <w:fldChar w:fldCharType="end"/>
@@ -3877,6 +4735,31 @@
     </w:pPr>
   </w:p>
 </w:ftr>
+</file>
+
+<file path=word/footnotes.xml><?xml version="1.0" encoding="utf-8"?>
+<w:footnotes xmlns:wpc="http://schemas.microsoft.com/office/word/2010/wordprocessingCanvas" xmlns:mc="http://schemas.openxmlformats.org/markup-compatibility/2006" xmlns:o="urn:schemas-microsoft-com:office:office" xmlns:r="http://schemas.openxmlformats.org/officeDocument/2006/relationships" xmlns:m="http://schemas.openxmlformats.org/officeDocument/2006/math" xmlns:v="urn:schemas-microsoft-com:vml" xmlns:wp14="http://schemas.microsoft.com/office/word/2010/wordprocessingDrawing" xmlns:wp="http://schemas.openxmlformats.org/drawingml/2006/wordprocessingDrawing" xmlns:w10="urn:schemas-microsoft-com:office:word" xmlns:w="http://schemas.openxmlformats.org/wordprocessingml/2006/main" xmlns:w14="http://schemas.microsoft.com/office/word/2010/wordml" xmlns:w15="http://schemas.microsoft.com/office/word/2012/wordml" xmlns:wpg="http://schemas.microsoft.com/office/word/2010/wordprocessingGroup" xmlns:wpi="http://schemas.microsoft.com/office/word/2010/wordprocessingInk" xmlns:wne="http://schemas.microsoft.com/office/word/2006/wordml" xmlns:wps="http://schemas.microsoft.com/office/word/2010/wordprocessingShape" mc:Ignorable="w14 w15 wp14">
+  <w:footnote w:type="separator" w:id="-1">
+    <w:p>
+      <w:pPr>
+        <w:spacing w:line="240" w:lineRule="auto"/>
+      </w:pPr>
+      <w:r>
+        <w:separator/>
+      </w:r>
+    </w:p>
+  </w:footnote>
+  <w:footnote w:type="continuationSeparator" w:id="0">
+    <w:p>
+      <w:pPr>
+        <w:spacing w:line="240" w:lineRule="auto"/>
+      </w:pPr>
+      <w:r>
+        <w:continuationSeparator/>
+      </w:r>
+    </w:p>
+  </w:footnote>
+</w:footnotes>
 </file>
 
 <file path=word/numbering.xml><?xml version="1.0" encoding="utf-8"?>
@@ -4754,6 +5637,7 @@
   <w:style w:type="character" w:default="1" w:styleId="a1">
     <w:name w:val="Default Paragraph Font"/>
     <w:uiPriority w:val="1"/>
+    <w:semiHidden/>
     <w:unhideWhenUsed/>
   </w:style>
   <w:style w:type="table" w:default="1" w:styleId="a2">
